--- a/EECS_738_machine_learning/lab1/answer.docx
+++ b/EECS_738_machine_learning/lab1/answer.docx
@@ -1135,18 +1135,378 @@
       <w:pPr>
         <w:spacing w:before="100" w:beforeAutospacing="1" w:after="100" w:afterAutospacing="1"/>
         <w:ind w:left="360"/>
+        <w:rPr>
+          <w:rFonts w:ascii="Calibri" w:hAnsi="Calibri" w:cs="Calibri"/>
+          <w:sz w:val="22"/>
+          <w:szCs w:val="22"/>
+          <w:lang w:val="en-US"/>
+        </w:rPr>
+      </w:pPr>
+      <w:r>
+        <w:rPr>
+          <w:rFonts w:ascii="Calibri" w:hAnsi="Calibri" w:cs="Calibri"/>
+          <w:sz w:val="22"/>
+          <w:szCs w:val="22"/>
+          <w:lang w:val="en-US"/>
+        </w:rPr>
+        <w:t>Theoretically I don’t think clamping will help improve accuracy in the decision tree case</w:t>
+      </w:r>
+      <w:r>
+        <w:rPr>
+          <w:rFonts w:ascii="Calibri" w:hAnsi="Calibri" w:cs="Calibri"/>
+          <w:sz w:val="22"/>
+          <w:szCs w:val="22"/>
+          <w:lang w:val="en-US"/>
+        </w:rPr>
+        <w:t xml:space="preserve">, since clamping reduces cutpoints in low density area, thus diminishing potential splits towards these samples, though it may </w:t>
+      </w:r>
+      <w:r>
+        <w:rPr>
+          <w:rFonts w:ascii="Calibri" w:hAnsi="Calibri" w:cs="Calibri" w:hint="eastAsia"/>
+          <w:sz w:val="22"/>
+          <w:szCs w:val="22"/>
+          <w:lang w:val="en-US"/>
+        </w:rPr>
+        <w:t>m</w:t>
+      </w:r>
+      <w:r>
+        <w:rPr>
+          <w:rFonts w:ascii="Calibri" w:hAnsi="Calibri" w:cs="Calibri"/>
+          <w:sz w:val="22"/>
+          <w:szCs w:val="22"/>
+          <w:lang w:val="en-US"/>
+        </w:rPr>
+        <w:t>itigate overfitting as well.</w:t>
+      </w:r>
+    </w:p>
+    <w:p>
+      <w:pPr>
+        <w:spacing w:before="100" w:beforeAutospacing="1" w:after="100" w:afterAutospacing="1"/>
+        <w:ind w:left="360"/>
+        <w:rPr>
+          <w:rFonts w:ascii="Calibri" w:hAnsi="Calibri" w:cs="Calibri"/>
+          <w:sz w:val="22"/>
+          <w:szCs w:val="22"/>
+          <w:lang w:val="en-US"/>
+        </w:rPr>
+      </w:pPr>
+      <w:r>
+        <w:rPr>
+          <w:rFonts w:ascii="Calibri" w:hAnsi="Calibri" w:cs="Calibri"/>
+          <w:sz w:val="22"/>
+          <w:szCs w:val="22"/>
+          <w:lang w:val="en-US"/>
+        </w:rPr>
+        <w:t>Ex</w:t>
+      </w:r>
+      <w:r>
+        <w:rPr>
+          <w:rFonts w:ascii="Calibri" w:hAnsi="Calibri" w:cs="Calibri"/>
+          <w:sz w:val="22"/>
+          <w:szCs w:val="22"/>
+          <w:lang w:val="en-US"/>
+        </w:rPr>
+        <w:t>perimentally</w:t>
+      </w:r>
+      <w:r>
+        <w:rPr>
+          <w:rFonts w:ascii="Calibri" w:hAnsi="Calibri" w:cs="Calibri"/>
+          <w:sz w:val="22"/>
+          <w:szCs w:val="22"/>
+          <w:lang w:val="en-US"/>
+        </w:rPr>
+        <w:t xml:space="preserve"> I tried clamping on the 5 numerical features</w:t>
+      </w:r>
+      <w:r>
+        <w:rPr>
+          <w:rFonts w:ascii="Calibri" w:hAnsi="Calibri" w:cs="Calibri"/>
+          <w:sz w:val="22"/>
+          <w:szCs w:val="22"/>
+          <w:lang w:val="en-US"/>
+        </w:rPr>
+        <w:t xml:space="preserve"> based on boxplot</w:t>
+      </w:r>
+      <w:r>
+        <w:rPr>
+          <w:rFonts w:ascii="Calibri" w:hAnsi="Calibri" w:cs="Calibri"/>
+          <w:sz w:val="22"/>
+          <w:szCs w:val="22"/>
+          <w:lang w:val="en-US"/>
+        </w:rPr>
+        <w:t>:</w:t>
+      </w:r>
+    </w:p>
+    <w:p>
+      <w:pPr>
+        <w:spacing w:before="100" w:beforeAutospacing="1" w:after="100" w:afterAutospacing="1"/>
+        <w:ind w:left="360"/>
+      </w:pPr>
+      <w:r>
+        <w:drawing>
+          <wp:inline distT="0" distB="0" distL="0" distR="0" wp14:anchorId="7CA25888" wp14:editId="094FA3B7">
+            <wp:extent cx="5727700" cy="1442085"/>
+            <wp:effectExtent l="0" t="0" r="0" b="5715"/>
+            <wp:docPr id="14" name="Picture 14" descr="A picture containing screenshot&#10;&#10;Description automatically generated"/>
+            <wp:cNvGraphicFramePr>
+              <a:graphicFrameLocks xmlns:a="http://schemas.openxmlformats.org/drawingml/2006/main" noChangeAspect="1"/>
+            </wp:cNvGraphicFramePr>
+            <a:graphic xmlns:a="http://schemas.openxmlformats.org/drawingml/2006/main">
+              <a:graphicData uri="http://schemas.openxmlformats.org/drawingml/2006/picture">
+                <pic:pic xmlns:pic="http://schemas.openxmlformats.org/drawingml/2006/picture">
+                  <pic:nvPicPr>
+                    <pic:cNvPr id="1" name=""/>
+                    <pic:cNvPicPr/>
+                  </pic:nvPicPr>
+                  <pic:blipFill>
+                    <a:blip r:embed="rId11"/>
+                    <a:stretch>
+                      <a:fillRect/>
+                    </a:stretch>
+                  </pic:blipFill>
+                  <pic:spPr>
+                    <a:xfrm>
+                      <a:off x="0" y="0"/>
+                      <a:ext cx="5727700" cy="1442085"/>
+                    </a:xfrm>
+                    <a:prstGeom prst="rect">
+                      <a:avLst/>
+                    </a:prstGeom>
+                  </pic:spPr>
+                </pic:pic>
+              </a:graphicData>
+            </a:graphic>
+          </wp:inline>
+        </w:drawing>
+      </w:r>
+    </w:p>
+    <w:p>
+      <w:pPr>
+        <w:spacing w:before="100" w:beforeAutospacing="1" w:after="100" w:afterAutospacing="1"/>
+        <w:ind w:left="360"/>
+      </w:pPr>
+      <w:r>
+        <w:drawing>
+          <wp:inline distT="0" distB="0" distL="0" distR="0" wp14:anchorId="62C9D32D" wp14:editId="5F562C1A">
+            <wp:extent cx="3858567" cy="1456588"/>
+            <wp:effectExtent l="0" t="0" r="2540" b="4445"/>
+            <wp:docPr id="15" name="Picture 15" descr="A screenshot of a cell phone&#10;&#10;Description automatically generated"/>
+            <wp:cNvGraphicFramePr>
+              <a:graphicFrameLocks xmlns:a="http://schemas.openxmlformats.org/drawingml/2006/main" noChangeAspect="1"/>
+            </wp:cNvGraphicFramePr>
+            <a:graphic xmlns:a="http://schemas.openxmlformats.org/drawingml/2006/main">
+              <a:graphicData uri="http://schemas.openxmlformats.org/drawingml/2006/picture">
+                <pic:pic xmlns:pic="http://schemas.openxmlformats.org/drawingml/2006/picture">
+                  <pic:nvPicPr>
+                    <pic:cNvPr id="1" name=""/>
+                    <pic:cNvPicPr/>
+                  </pic:nvPicPr>
+                  <pic:blipFill>
+                    <a:blip r:embed="rId12"/>
+                    <a:stretch>
+                      <a:fillRect/>
+                    </a:stretch>
+                  </pic:blipFill>
+                  <pic:spPr>
+                    <a:xfrm>
+                      <a:off x="0" y="0"/>
+                      <a:ext cx="3906424" cy="1474654"/>
+                    </a:xfrm>
+                    <a:prstGeom prst="rect">
+                      <a:avLst/>
+                    </a:prstGeom>
+                  </pic:spPr>
+                </pic:pic>
+              </a:graphicData>
+            </a:graphic>
+          </wp:inline>
+        </w:drawing>
+      </w:r>
+    </w:p>
+    <w:p>
+      <w:pPr>
+        <w:spacing w:before="100" w:beforeAutospacing="1" w:after="100" w:afterAutospacing="1"/>
+        <w:ind w:left="360"/>
+        <w:rPr>
+          <w:rFonts w:ascii="Calibri" w:hAnsi="Calibri" w:cs="Calibri"/>
+          <w:sz w:val="22"/>
+          <w:szCs w:val="22"/>
+          <w:lang w:val="en-US"/>
+        </w:rPr>
+      </w:pPr>
+      <w:r>
+        <w:rPr>
+          <w:rFonts w:ascii="Calibri" w:hAnsi="Calibri" w:cs="Calibri"/>
+          <w:sz w:val="22"/>
+          <w:szCs w:val="22"/>
+          <w:lang w:val="en-US"/>
+        </w:rPr>
+        <w:t>And</w:t>
+      </w:r>
+      <w:r>
+        <w:rPr>
+          <w:rFonts w:ascii="Calibri" w:hAnsi="Calibri" w:cs="Calibri"/>
+          <w:sz w:val="22"/>
+          <w:szCs w:val="22"/>
+          <w:lang w:val="en-US"/>
+        </w:rPr>
+        <w:t xml:space="preserve"> I</w:t>
+      </w:r>
+      <w:r>
+        <w:rPr>
+          <w:rFonts w:ascii="Calibri" w:hAnsi="Calibri" w:cs="Calibri"/>
+          <w:sz w:val="22"/>
+          <w:szCs w:val="22"/>
+          <w:lang w:val="en-US"/>
+        </w:rPr>
+        <w:t xml:space="preserve"> tried</w:t>
+      </w:r>
+      <w:r>
+        <w:rPr>
+          <w:rFonts w:ascii="Calibri" w:hAnsi="Calibri" w:cs="Calibri"/>
+          <w:sz w:val="22"/>
+          <w:szCs w:val="22"/>
+          <w:lang w:val="en-US"/>
+        </w:rPr>
+        <w:t xml:space="preserve"> buil</w:t>
+      </w:r>
+      <w:r>
+        <w:rPr>
+          <w:rFonts w:ascii="Calibri" w:hAnsi="Calibri" w:cs="Calibri"/>
+          <w:sz w:val="22"/>
+          <w:szCs w:val="22"/>
+          <w:lang w:val="en-US"/>
+        </w:rPr>
+        <w:t>ding</w:t>
+      </w:r>
+      <w:r>
+        <w:rPr>
+          <w:rFonts w:ascii="Calibri" w:hAnsi="Calibri" w:cs="Calibri"/>
+          <w:sz w:val="22"/>
+          <w:szCs w:val="22"/>
+          <w:lang w:val="en-US"/>
+        </w:rPr>
+        <w:t xml:space="preserve"> decision trees containing the same hyperparameters as previous ones on this dataset. There was no dramatic change in performance</w:t>
+      </w:r>
+      <w:r>
+        <w:rPr>
+          <w:rFonts w:ascii="Calibri" w:hAnsi="Calibri" w:cs="Calibri"/>
+          <w:sz w:val="22"/>
+          <w:szCs w:val="22"/>
+          <w:lang w:val="en-US"/>
+        </w:rPr>
+        <w:t>, and the trees look similar as well.</w:t>
+      </w:r>
+    </w:p>
+    <w:p>
+      <w:pPr>
+        <w:pStyle w:val="HTMLPreformatted"/>
+        <w:shd w:val="clear" w:color="auto" w:fill="FFFFFF"/>
+        <w:wordWrap w:val="0"/>
+        <w:ind w:firstLine="426"/>
+        <w:textAlignment w:val="baseline"/>
+        <w:rPr>
+          <w:color w:val="000000"/>
+          <w:sz w:val="21"/>
+          <w:szCs w:val="21"/>
+        </w:rPr>
+      </w:pPr>
+      <w:r>
+        <w:rPr>
+          <w:color w:val="000000"/>
+          <w:sz w:val="21"/>
+          <w:szCs w:val="21"/>
+        </w:rPr>
+        <w:t>Accuracy: 0.72</w:t>
+      </w:r>
+      <w:r>
+        <w:rPr>
+          <w:color w:val="000000"/>
+          <w:sz w:val="21"/>
+          <w:szCs w:val="21"/>
+        </w:rPr>
+        <w:t>7</w:t>
+      </w:r>
+    </w:p>
+    <w:p>
+      <w:pPr>
+        <w:jc w:val="center"/>
+      </w:pPr>
+      <w:r>
+        <w:rPr>
+          <w:noProof/>
+        </w:rPr>
+        <w:drawing>
+          <wp:inline distT="0" distB="0" distL="0" distR="0">
+            <wp:extent cx="4491355" cy="2542540"/>
+            <wp:effectExtent l="0" t="0" r="4445" b="0"/>
+            <wp:docPr id="16" name="Picture 16" descr="A close up of a sign&#10;&#10;Description automatically generated"/>
+            <wp:cNvGraphicFramePr>
+              <a:graphicFrameLocks xmlns:a="http://schemas.openxmlformats.org/drawingml/2006/main" noChangeAspect="1"/>
+            </wp:cNvGraphicFramePr>
+            <a:graphic xmlns:a="http://schemas.openxmlformats.org/drawingml/2006/main">
+              <a:graphicData uri="http://schemas.openxmlformats.org/drawingml/2006/picture">
+                <pic:pic xmlns:pic="http://schemas.openxmlformats.org/drawingml/2006/picture">
+                  <pic:nvPicPr>
+                    <pic:cNvPr id="0" name="Picture 27"/>
+                    <pic:cNvPicPr>
+                      <a:picLocks noChangeAspect="1" noChangeArrowheads="1"/>
+                    </pic:cNvPicPr>
+                  </pic:nvPicPr>
+                  <pic:blipFill>
+                    <a:blip r:embed="rId13">
+                      <a:extLst>
+                        <a:ext uri="{28A0092B-C50C-407E-A947-70E740481C1C}">
+                          <a14:useLocalDpi xmlns:a14="http://schemas.microsoft.com/office/drawing/2010/main" val="0"/>
+                        </a:ext>
+                      </a:extLst>
+                    </a:blip>
+                    <a:srcRect/>
+                    <a:stretch>
+                      <a:fillRect/>
+                    </a:stretch>
+                  </pic:blipFill>
+                  <pic:spPr bwMode="auto">
+                    <a:xfrm>
+                      <a:off x="0" y="0"/>
+                      <a:ext cx="4491355" cy="2542540"/>
+                    </a:xfrm>
+                    <a:prstGeom prst="rect">
+                      <a:avLst/>
+                    </a:prstGeom>
+                    <a:noFill/>
+                    <a:ln>
+                      <a:noFill/>
+                    </a:ln>
+                  </pic:spPr>
+                </pic:pic>
+              </a:graphicData>
+            </a:graphic>
+          </wp:inline>
+        </w:drawing>
+      </w:r>
+    </w:p>
+    <w:p>
+      <w:pPr>
+        <w:spacing w:before="100" w:beforeAutospacing="1" w:after="100" w:afterAutospacing="1"/>
+        <w:ind w:left="360"/>
+      </w:pPr>
+    </w:p>
+    <w:p>
+      <w:pPr>
+        <w:spacing w:before="100" w:beforeAutospacing="1" w:after="100" w:afterAutospacing="1"/>
+        <w:ind w:left="360"/>
       </w:pPr>
       <w:bookmarkStart w:id="0" w:name="_GoBack"/>
       <w:bookmarkEnd w:id="0"/>
-    </w:p>
-    <w:p>
-      <w:pPr>
-        <w:spacing w:before="100" w:beforeAutospacing="1" w:after="100" w:afterAutospacing="1"/>
-        <w:ind w:left="360"/>
-        <w:rPr>
-          <w:rFonts w:hint="eastAsia"/>
-        </w:rPr>
-      </w:pPr>
+      <w:r>
+        <w:rPr>
+          <w:rFonts w:ascii="Calibri" w:hAnsi="Calibri" w:cs="Calibri"/>
+          <w:sz w:val="22"/>
+          <w:szCs w:val="22"/>
+        </w:rPr>
+        <w:lastRenderedPageBreak/>
+        <w:t xml:space="preserve">9)  Read the paper Perner, 2013, on comparing decision trees. Does the proposed similarity measure find that your previous analysis is correct? </w:t>
+      </w:r>
     </w:p>
     <w:p>
       <w:pPr>
@@ -1427,6 +1787,119 @@
     </w:lvl>
   </w:abstractNum>
   <w:abstractNum w:abstractNumId="2" w15:restartNumberingAfterBreak="0">
+    <w:nsid w:val="476A7003"/>
+    <w:multiLevelType w:val="multilevel"/>
+    <w:tmpl w:val="D7D49C6C"/>
+    <w:lvl w:ilvl="0">
+      <w:start w:val="1"/>
+      <w:numFmt w:val="decimal"/>
+      <w:lvlText w:val="%1."/>
+      <w:lvlJc w:val="left"/>
+      <w:pPr>
+        <w:tabs>
+          <w:tab w:val="num" w:pos="720"/>
+        </w:tabs>
+        <w:ind w:left="720" w:hanging="360"/>
+      </w:pPr>
+    </w:lvl>
+    <w:lvl w:ilvl="1" w:tentative="1">
+      <w:start w:val="1"/>
+      <w:numFmt w:val="decimal"/>
+      <w:lvlText w:val="%2."/>
+      <w:lvlJc w:val="left"/>
+      <w:pPr>
+        <w:tabs>
+          <w:tab w:val="num" w:pos="1440"/>
+        </w:tabs>
+        <w:ind w:left="1440" w:hanging="360"/>
+      </w:pPr>
+    </w:lvl>
+    <w:lvl w:ilvl="2" w:tentative="1">
+      <w:start w:val="1"/>
+      <w:numFmt w:val="decimal"/>
+      <w:lvlText w:val="%3."/>
+      <w:lvlJc w:val="left"/>
+      <w:pPr>
+        <w:tabs>
+          <w:tab w:val="num" w:pos="2160"/>
+        </w:tabs>
+        <w:ind w:left="2160" w:hanging="360"/>
+      </w:pPr>
+    </w:lvl>
+    <w:lvl w:ilvl="3" w:tentative="1">
+      <w:start w:val="1"/>
+      <w:numFmt w:val="decimal"/>
+      <w:lvlText w:val="%4."/>
+      <w:lvlJc w:val="left"/>
+      <w:pPr>
+        <w:tabs>
+          <w:tab w:val="num" w:pos="2880"/>
+        </w:tabs>
+        <w:ind w:left="2880" w:hanging="360"/>
+      </w:pPr>
+    </w:lvl>
+    <w:lvl w:ilvl="4" w:tentative="1">
+      <w:start w:val="1"/>
+      <w:numFmt w:val="decimal"/>
+      <w:lvlText w:val="%5."/>
+      <w:lvlJc w:val="left"/>
+      <w:pPr>
+        <w:tabs>
+          <w:tab w:val="num" w:pos="3600"/>
+        </w:tabs>
+        <w:ind w:left="3600" w:hanging="360"/>
+      </w:pPr>
+    </w:lvl>
+    <w:lvl w:ilvl="5" w:tentative="1">
+      <w:start w:val="1"/>
+      <w:numFmt w:val="decimal"/>
+      <w:lvlText w:val="%6."/>
+      <w:lvlJc w:val="left"/>
+      <w:pPr>
+        <w:tabs>
+          <w:tab w:val="num" w:pos="4320"/>
+        </w:tabs>
+        <w:ind w:left="4320" w:hanging="360"/>
+      </w:pPr>
+    </w:lvl>
+    <w:lvl w:ilvl="6" w:tentative="1">
+      <w:start w:val="1"/>
+      <w:numFmt w:val="decimal"/>
+      <w:lvlText w:val="%7."/>
+      <w:lvlJc w:val="left"/>
+      <w:pPr>
+        <w:tabs>
+          <w:tab w:val="num" w:pos="5040"/>
+        </w:tabs>
+        <w:ind w:left="5040" w:hanging="360"/>
+      </w:pPr>
+    </w:lvl>
+    <w:lvl w:ilvl="7" w:tentative="1">
+      <w:start w:val="1"/>
+      <w:numFmt w:val="decimal"/>
+      <w:lvlText w:val="%8."/>
+      <w:lvlJc w:val="left"/>
+      <w:pPr>
+        <w:tabs>
+          <w:tab w:val="num" w:pos="5760"/>
+        </w:tabs>
+        <w:ind w:left="5760" w:hanging="360"/>
+      </w:pPr>
+    </w:lvl>
+    <w:lvl w:ilvl="8" w:tentative="1">
+      <w:start w:val="1"/>
+      <w:numFmt w:val="decimal"/>
+      <w:lvlText w:val="%9."/>
+      <w:lvlJc w:val="left"/>
+      <w:pPr>
+        <w:tabs>
+          <w:tab w:val="num" w:pos="6480"/>
+        </w:tabs>
+        <w:ind w:left="6480" w:hanging="360"/>
+      </w:pPr>
+    </w:lvl>
+  </w:abstractNum>
+  <w:abstractNum w:abstractNumId="3" w15:restartNumberingAfterBreak="0">
     <w:nsid w:val="4B6A69C7"/>
     <w:multiLevelType w:val="multilevel"/>
     <w:tmpl w:val="8C5E5AC8"/>
@@ -1539,7 +2012,7 @@
       </w:pPr>
     </w:lvl>
   </w:abstractNum>
-  <w:abstractNum w:abstractNumId="3" w15:restartNumberingAfterBreak="0">
+  <w:abstractNum w:abstractNumId="4" w15:restartNumberingAfterBreak="0">
     <w:nsid w:val="540C144C"/>
     <w:multiLevelType w:val="multilevel"/>
     <w:tmpl w:val="966C2552"/>
@@ -1652,7 +2125,7 @@
       </w:pPr>
     </w:lvl>
   </w:abstractNum>
-  <w:abstractNum w:abstractNumId="4" w15:restartNumberingAfterBreak="0">
+  <w:abstractNum w:abstractNumId="5" w15:restartNumberingAfterBreak="0">
     <w:nsid w:val="59F264F8"/>
     <w:multiLevelType w:val="multilevel"/>
     <w:tmpl w:val="ACFE1804"/>
@@ -1765,7 +2238,7 @@
       </w:pPr>
     </w:lvl>
   </w:abstractNum>
-  <w:abstractNum w:abstractNumId="5" w15:restartNumberingAfterBreak="0">
+  <w:abstractNum w:abstractNumId="6" w15:restartNumberingAfterBreak="0">
     <w:nsid w:val="6B61340A"/>
     <w:multiLevelType w:val="multilevel"/>
     <w:tmpl w:val="321A5922"/>
@@ -1878,7 +2351,7 @@
       </w:pPr>
     </w:lvl>
   </w:abstractNum>
-  <w:abstractNum w:abstractNumId="6" w15:restartNumberingAfterBreak="0">
+  <w:abstractNum w:abstractNumId="7" w15:restartNumberingAfterBreak="0">
     <w:nsid w:val="6B835FED"/>
     <w:multiLevelType w:val="multilevel"/>
     <w:tmpl w:val="938A9E2A"/>
@@ -1991,7 +2464,7 @@
       </w:pPr>
     </w:lvl>
   </w:abstractNum>
-  <w:abstractNum w:abstractNumId="7" w15:restartNumberingAfterBreak="0">
+  <w:abstractNum w:abstractNumId="8" w15:restartNumberingAfterBreak="0">
     <w:nsid w:val="7F2A4BAD"/>
     <w:multiLevelType w:val="multilevel"/>
     <w:tmpl w:val="CB005140"/>
@@ -2105,28 +2578,31 @@
     </w:lvl>
   </w:abstractNum>
   <w:num w:numId="1">
-    <w:abstractNumId w:val="3"/>
+    <w:abstractNumId w:val="4"/>
   </w:num>
   <w:num w:numId="2">
     <w:abstractNumId w:val="1"/>
   </w:num>
   <w:num w:numId="3">
-    <w:abstractNumId w:val="2"/>
+    <w:abstractNumId w:val="3"/>
   </w:num>
   <w:num w:numId="4">
-    <w:abstractNumId w:val="6"/>
+    <w:abstractNumId w:val="7"/>
   </w:num>
   <w:num w:numId="5">
-    <w:abstractNumId w:val="4"/>
+    <w:abstractNumId w:val="5"/>
   </w:num>
   <w:num w:numId="6">
-    <w:abstractNumId w:val="7"/>
+    <w:abstractNumId w:val="8"/>
   </w:num>
   <w:num w:numId="7">
-    <w:abstractNumId w:val="5"/>
+    <w:abstractNumId w:val="6"/>
   </w:num>
   <w:num w:numId="8">
     <w:abstractNumId w:val="0"/>
+  </w:num>
+  <w:num w:numId="9">
+    <w:abstractNumId w:val="2"/>
   </w:num>
 </w:numbering>
 </file>
@@ -2525,7 +3001,7 @@
   <w:style w:type="paragraph" w:default="1" w:styleId="Normal">
     <w:name w:val="Normal"/>
     <w:qFormat/>
-    <w:rsid w:val="00D0734A"/>
+    <w:rsid w:val="00343854"/>
     <w:rPr>
       <w:rFonts w:ascii="Times New Roman" w:eastAsia="Times New Roman" w:hAnsi="Times New Roman" w:cs="Times New Roman"/>
     </w:rPr>

--- a/EECS_738_machine_learning/lab1/answer.docx
+++ b/EECS_738_machine_learning/lab1/answer.docx
@@ -355,21 +355,7 @@
         <w:rPr>
           <w:lang w:val="en-US"/>
         </w:rPr>
-        <w:t xml:space="preserve">Injury </w:t>
-      </w:r>
-      <w:proofErr w:type="spellStart"/>
-      <w:r>
-        <w:rPr>
-          <w:lang w:val="en-US"/>
-        </w:rPr>
-        <w:t>Type_Black</w:t>
-      </w:r>
-      <w:proofErr w:type="spellEnd"/>
-      <w:r>
-        <w:rPr>
-          <w:lang w:val="en-US"/>
-        </w:rPr>
-        <w:t xml:space="preserve"> </w:t>
+        <w:t xml:space="preserve">Injury Type_Black </w:t>
       </w:r>
       <w:r>
         <w:rPr>
@@ -1496,17 +1482,779 @@
         <w:spacing w:before="100" w:beforeAutospacing="1" w:after="100" w:afterAutospacing="1"/>
         <w:ind w:left="360"/>
       </w:pPr>
+      <w:r>
+        <w:rPr>
+          <w:rFonts w:ascii="Calibri" w:hAnsi="Calibri" w:cs="Calibri"/>
+          <w:sz w:val="22"/>
+          <w:szCs w:val="22"/>
+        </w:rPr>
+        <w:lastRenderedPageBreak/>
+        <w:t xml:space="preserve">9)  Read the paper Perner, 2013, on comparing decision trees. Does the proposed similarity measure find that your previous analysis is correct? </w:t>
+      </w:r>
+    </w:p>
+    <w:p>
+      <w:pPr>
+        <w:spacing w:before="100" w:beforeAutospacing="1" w:after="100" w:afterAutospacing="1"/>
+        <w:ind w:left="360"/>
+        <w:rPr>
+          <w:rFonts w:ascii="Calibri" w:hAnsi="Calibri" w:cs="Calibri"/>
+          <w:sz w:val="22"/>
+          <w:szCs w:val="22"/>
+          <w:lang w:val="en-US"/>
+        </w:rPr>
+      </w:pPr>
+      <w:r>
+        <w:rPr>
+          <w:rFonts w:ascii="Calibri" w:hAnsi="Calibri" w:cs="Calibri"/>
+          <w:sz w:val="22"/>
+          <w:szCs w:val="22"/>
+          <w:lang w:val="en-US"/>
+        </w:rPr>
+        <w:t>Let’s try to calculate the similarity defined by the author on the previous decision trees.</w:t>
+      </w:r>
+    </w:p>
+    <w:p>
+      <w:pPr>
+        <w:spacing w:before="100" w:beforeAutospacing="1" w:after="100" w:afterAutospacing="1"/>
+        <w:ind w:left="360"/>
+        <w:rPr>
+          <w:rFonts w:ascii="Calibri" w:hAnsi="Calibri" w:cs="Calibri"/>
+          <w:sz w:val="22"/>
+          <w:szCs w:val="22"/>
+          <w:lang w:val="en-US"/>
+        </w:rPr>
+      </w:pPr>
+      <w:r>
+        <w:rPr>
+          <w:rFonts w:ascii="Calibri" w:hAnsi="Calibri" w:cs="Calibri"/>
+          <w:sz w:val="22"/>
+          <w:szCs w:val="22"/>
+          <w:lang w:val="en-US"/>
+        </w:rPr>
+        <w:t xml:space="preserve">For the 10-90 split data, the similarity between the gini tree and entropy tree is </w:t>
+      </w:r>
+      <w:r>
+        <w:rPr>
+          <w:rFonts w:ascii="Calibri" w:hAnsi="Calibri" w:cs="Calibri"/>
+          <w:sz w:val="22"/>
+          <w:szCs w:val="22"/>
+          <w:lang w:val="en-US"/>
+        </w:rPr>
+        <w:t>1 since they’re completely the same.</w:t>
+      </w:r>
+      <w:r>
+        <w:rPr>
+          <w:rFonts w:ascii="Calibri" w:hAnsi="Calibri" w:cs="Calibri"/>
+          <w:sz w:val="22"/>
+          <w:szCs w:val="22"/>
+          <w:lang w:val="en-US"/>
+        </w:rPr>
+        <w:t xml:space="preserve"> While f</w:t>
+      </w:r>
+      <w:r>
+        <w:rPr>
+          <w:rFonts w:ascii="Calibri" w:hAnsi="Calibri" w:cs="Calibri"/>
+          <w:sz w:val="22"/>
+          <w:szCs w:val="22"/>
+          <w:lang w:val="en-US"/>
+        </w:rPr>
+        <w:t>or the 70-30 split, the similarity between gini tree and entropy tree is</w:t>
+      </w:r>
+      <w:r>
+        <w:rPr>
+          <w:rFonts w:ascii="Calibri" w:hAnsi="Calibri" w:cs="Calibri"/>
+          <w:sz w:val="22"/>
+          <w:szCs w:val="22"/>
+          <w:lang w:val="en-US"/>
+        </w:rPr>
+        <w:t>: avg(0.9832 + 0.999055 + 0.66572) = 0.883</w:t>
+      </w:r>
+      <w:r>
+        <w:rPr>
+          <w:rFonts w:ascii="Calibri" w:hAnsi="Calibri" w:cs="Calibri"/>
+          <w:sz w:val="22"/>
+          <w:szCs w:val="22"/>
+          <w:lang w:val="en-US"/>
+        </w:rPr>
+        <w:t xml:space="preserve">. In this way, the metric does </w:t>
+      </w:r>
+      <w:r>
+        <w:rPr>
+          <w:rFonts w:ascii="Calibri" w:hAnsi="Calibri" w:cs="Calibri"/>
+          <w:sz w:val="22"/>
+          <w:szCs w:val="22"/>
+          <w:lang w:val="en-US"/>
+        </w:rPr>
+        <w:t>reasonably</w:t>
+      </w:r>
+      <w:r>
+        <w:rPr>
+          <w:rFonts w:ascii="Calibri" w:hAnsi="Calibri" w:cs="Calibri"/>
+          <w:sz w:val="22"/>
+          <w:szCs w:val="22"/>
+          <w:lang w:val="en-US"/>
+        </w:rPr>
+        <w:t xml:space="preserve"> </w:t>
+      </w:r>
+      <w:r>
+        <w:rPr>
+          <w:rFonts w:ascii="Calibri" w:hAnsi="Calibri" w:cs="Calibri"/>
+          <w:sz w:val="22"/>
+          <w:szCs w:val="22"/>
+          <w:lang w:val="en-US"/>
+        </w:rPr>
+        <w:t>quantify how similar two decision trees look like</w:t>
+      </w:r>
+      <w:r>
+        <w:rPr>
+          <w:rFonts w:ascii="Calibri" w:hAnsi="Calibri" w:cs="Calibri"/>
+          <w:sz w:val="22"/>
+          <w:szCs w:val="22"/>
+          <w:lang w:val="en-US"/>
+        </w:rPr>
+        <w:t>.</w:t>
+      </w:r>
+    </w:p>
+    <w:p>
+      <w:pPr>
+        <w:spacing w:before="100" w:beforeAutospacing="1" w:after="100" w:afterAutospacing="1"/>
+        <w:ind w:left="360"/>
+        <w:rPr>
+          <w:rFonts w:ascii="Calibri" w:hAnsi="Calibri" w:cs="Calibri"/>
+          <w:sz w:val="22"/>
+          <w:szCs w:val="22"/>
+        </w:rPr>
+      </w:pPr>
+      <w:r>
+        <w:rPr>
+          <w:rFonts w:ascii="Calibri" w:hAnsi="Calibri" w:cs="Calibri"/>
+          <w:sz w:val="22"/>
+          <w:szCs w:val="22"/>
+        </w:rPr>
+        <w:t xml:space="preserve">10)  Are there problems with Perner, 2013, that you could improve upon? How about if there are different amounts of data in one tree? While Perner focuses on rules, what other measures could you use? </w:t>
+      </w:r>
+    </w:p>
+    <w:p>
+      <w:pPr>
+        <w:spacing w:before="100" w:beforeAutospacing="1" w:after="100" w:afterAutospacing="1"/>
+        <w:ind w:left="360"/>
+        <w:rPr>
+          <w:rFonts w:ascii="Calibri" w:hAnsi="Calibri" w:cs="Calibri"/>
+          <w:sz w:val="22"/>
+          <w:szCs w:val="22"/>
+          <w:lang w:val="en-US"/>
+        </w:rPr>
+      </w:pPr>
+      <w:r>
+        <w:rPr>
+          <w:rFonts w:ascii="Calibri" w:hAnsi="Calibri" w:cs="Calibri"/>
+          <w:sz w:val="22"/>
+          <w:szCs w:val="22"/>
+          <w:lang w:val="en-US"/>
+        </w:rPr>
+        <w:t>This similarity metric</w:t>
+      </w:r>
+      <w:r>
+        <w:rPr>
+          <w:rFonts w:ascii="Calibri" w:hAnsi="Calibri" w:cs="Calibri"/>
+          <w:sz w:val="22"/>
+          <w:szCs w:val="22"/>
+          <w:lang w:val="en-US"/>
+        </w:rPr>
+        <w:t xml:space="preserve"> considers </w:t>
+      </w:r>
+      <w:r>
+        <w:rPr>
+          <w:rFonts w:ascii="Calibri" w:hAnsi="Calibri" w:cs="Calibri"/>
+          <w:sz w:val="22"/>
+          <w:szCs w:val="22"/>
+          <w:lang w:val="en-US"/>
+        </w:rPr>
+        <w:t>the Sim</w:t>
+      </w:r>
+      <w:r>
+        <w:rPr>
+          <w:rFonts w:ascii="Calibri" w:hAnsi="Calibri" w:cs="Calibri"/>
+          <w:sz w:val="22"/>
+          <w:szCs w:val="22"/>
+          <w:vertAlign w:val="subscript"/>
+          <w:lang w:val="en-US"/>
+        </w:rPr>
+        <w:t xml:space="preserve">d1,d2 </w:t>
+      </w:r>
+      <w:r>
+        <w:rPr>
+          <w:rFonts w:ascii="Calibri" w:hAnsi="Calibri" w:cs="Calibri"/>
+          <w:sz w:val="22"/>
+          <w:szCs w:val="22"/>
+        </w:rPr>
+        <w:t xml:space="preserve"> </w:t>
+      </w:r>
+      <w:r>
+        <w:rPr>
+          <w:rFonts w:ascii="Calibri" w:hAnsi="Calibri" w:cs="Calibri"/>
+          <w:sz w:val="22"/>
+          <w:szCs w:val="22"/>
+        </w:rPr>
+        <w:t>t</w:t>
+      </w:r>
+      <w:r>
+        <w:rPr>
+          <w:rFonts w:ascii="Calibri" w:hAnsi="Calibri" w:cs="Calibri"/>
+          <w:sz w:val="22"/>
+          <w:szCs w:val="22"/>
+          <w:lang w:val="en-US"/>
+        </w:rPr>
+        <w:t>o be the average of every max Sim</w:t>
+      </w:r>
+      <w:r>
+        <w:rPr>
+          <w:rFonts w:ascii="Calibri" w:hAnsi="Calibri" w:cs="Calibri"/>
+          <w:sz w:val="22"/>
+          <w:szCs w:val="22"/>
+          <w:vertAlign w:val="subscript"/>
+          <w:lang w:val="en-US"/>
+        </w:rPr>
+        <w:t>ij</w:t>
+      </w:r>
+      <w:r>
+        <w:rPr>
+          <w:rFonts w:ascii="Calibri" w:hAnsi="Calibri" w:cs="Calibri"/>
+          <w:sz w:val="22"/>
+          <w:szCs w:val="22"/>
+          <w:lang w:val="en-US"/>
+        </w:rPr>
+        <w:t xml:space="preserve">. So a decision tree </w:t>
+      </w:r>
+      <w:r>
+        <w:rPr>
+          <w:rFonts w:ascii="Calibri" w:hAnsi="Calibri" w:cs="Calibri"/>
+          <w:sz w:val="22"/>
+          <w:szCs w:val="22"/>
+          <w:lang w:val="en-US"/>
+        </w:rPr>
+        <w:t>D</w:t>
+      </w:r>
+      <w:r>
+        <w:rPr>
+          <w:rFonts w:ascii="Calibri" w:hAnsi="Calibri" w:cs="Calibri"/>
+          <w:sz w:val="22"/>
+          <w:szCs w:val="22"/>
+          <w:vertAlign w:val="subscript"/>
+          <w:lang w:val="en-US"/>
+        </w:rPr>
+        <w:t>1</w:t>
+      </w:r>
+      <w:r>
+        <w:rPr>
+          <w:rFonts w:ascii="Calibri" w:hAnsi="Calibri" w:cs="Calibri"/>
+          <w:sz w:val="22"/>
+          <w:szCs w:val="22"/>
+          <w:lang w:val="en-US"/>
+        </w:rPr>
+        <w:t xml:space="preserve"> </w:t>
+      </w:r>
+      <w:r>
+        <w:rPr>
+          <w:rFonts w:ascii="Calibri" w:hAnsi="Calibri" w:cs="Calibri"/>
+          <w:sz w:val="22"/>
+          <w:szCs w:val="22"/>
+          <w:lang w:val="en-US"/>
+        </w:rPr>
+        <w:t>could achieve a very high similarity</w:t>
+      </w:r>
+      <w:r>
+        <w:rPr>
+          <w:rFonts w:ascii="Calibri" w:hAnsi="Calibri" w:cs="Calibri"/>
+          <w:sz w:val="22"/>
+          <w:szCs w:val="22"/>
+          <w:lang w:val="en-US"/>
+        </w:rPr>
+        <w:t xml:space="preserve"> score with another </w:t>
+      </w:r>
+      <w:r>
+        <w:rPr>
+          <w:rFonts w:ascii="Calibri" w:hAnsi="Calibri" w:cs="Calibri"/>
+          <w:sz w:val="22"/>
+          <w:szCs w:val="22"/>
+          <w:lang w:val="en-US"/>
+        </w:rPr>
+        <w:t>tree D</w:t>
+      </w:r>
+      <w:r>
+        <w:rPr>
+          <w:rFonts w:ascii="Calibri" w:hAnsi="Calibri" w:cs="Calibri"/>
+          <w:sz w:val="22"/>
+          <w:szCs w:val="22"/>
+          <w:vertAlign w:val="subscript"/>
+          <w:lang w:val="en-US"/>
+        </w:rPr>
+        <w:t>2</w:t>
+      </w:r>
+      <w:r>
+        <w:rPr>
+          <w:rFonts w:ascii="Calibri" w:hAnsi="Calibri" w:cs="Calibri"/>
+          <w:sz w:val="22"/>
+          <w:szCs w:val="22"/>
+          <w:lang w:val="en-US"/>
+        </w:rPr>
+        <w:t xml:space="preserve"> if </w:t>
+      </w:r>
+      <w:r>
+        <w:rPr>
+          <w:rFonts w:ascii="Calibri" w:hAnsi="Calibri" w:cs="Calibri"/>
+          <w:sz w:val="22"/>
+          <w:szCs w:val="22"/>
+          <w:lang w:val="en-US"/>
+        </w:rPr>
+        <w:t xml:space="preserve">every single </w:t>
+      </w:r>
+      <w:r>
+        <w:rPr>
+          <w:rFonts w:ascii="Calibri" w:hAnsi="Calibri" w:cs="Calibri"/>
+          <w:sz w:val="22"/>
+          <w:szCs w:val="22"/>
+          <w:lang w:val="en-US"/>
+        </w:rPr>
+        <w:t>rule</w:t>
+      </w:r>
+      <w:r>
+        <w:rPr>
+          <w:rFonts w:ascii="Calibri" w:hAnsi="Calibri" w:cs="Calibri"/>
+          <w:sz w:val="22"/>
+          <w:szCs w:val="22"/>
+          <w:lang w:val="en-US"/>
+        </w:rPr>
+        <w:t xml:space="preserve"> in D</w:t>
+      </w:r>
+      <w:r>
+        <w:rPr>
+          <w:rFonts w:ascii="Calibri" w:hAnsi="Calibri" w:cs="Calibri"/>
+          <w:sz w:val="22"/>
+          <w:szCs w:val="22"/>
+          <w:vertAlign w:val="subscript"/>
+          <w:lang w:val="en-US"/>
+        </w:rPr>
+        <w:t>1</w:t>
+      </w:r>
+      <w:r>
+        <w:rPr>
+          <w:rFonts w:ascii="Calibri" w:hAnsi="Calibri" w:cs="Calibri"/>
+          <w:sz w:val="22"/>
+          <w:szCs w:val="22"/>
+          <w:lang w:val="en-US"/>
+        </w:rPr>
+        <w:t xml:space="preserve"> </w:t>
+      </w:r>
+      <w:r>
+        <w:rPr>
+          <w:rFonts w:ascii="Calibri" w:hAnsi="Calibri" w:cs="Calibri"/>
+          <w:sz w:val="22"/>
+          <w:szCs w:val="22"/>
+          <w:lang w:val="en-US"/>
+        </w:rPr>
+        <w:t xml:space="preserve">has a close </w:t>
+      </w:r>
+      <w:r>
+        <w:rPr>
+          <w:rFonts w:ascii="Calibri" w:hAnsi="Calibri" w:cs="Calibri"/>
+          <w:sz w:val="22"/>
+          <w:szCs w:val="22"/>
+          <w:lang w:val="en-US"/>
+        </w:rPr>
+        <w:t>resemblance</w:t>
+      </w:r>
+      <w:r>
+        <w:rPr>
+          <w:rFonts w:ascii="Calibri" w:hAnsi="Calibri" w:cs="Calibri"/>
+          <w:sz w:val="22"/>
+          <w:szCs w:val="22"/>
+          <w:lang w:val="en-US"/>
+        </w:rPr>
+        <w:t xml:space="preserve"> </w:t>
+      </w:r>
+      <w:r>
+        <w:rPr>
+          <w:rFonts w:ascii="Calibri" w:hAnsi="Calibri" w:cs="Calibri"/>
+          <w:sz w:val="22"/>
+          <w:szCs w:val="22"/>
+          <w:lang w:val="en-US"/>
+        </w:rPr>
+        <w:t xml:space="preserve">in </w:t>
+      </w:r>
+      <w:r>
+        <w:rPr>
+          <w:rFonts w:ascii="Calibri" w:hAnsi="Calibri" w:cs="Calibri"/>
+          <w:sz w:val="22"/>
+          <w:szCs w:val="22"/>
+          <w:lang w:val="en-US"/>
+        </w:rPr>
+        <w:t>D2</w:t>
+      </w:r>
+      <w:r>
+        <w:rPr>
+          <w:rFonts w:ascii="Calibri" w:hAnsi="Calibri" w:cs="Calibri"/>
+          <w:sz w:val="22"/>
+          <w:szCs w:val="22"/>
+          <w:lang w:val="en-US"/>
+        </w:rPr>
+        <w:t>.</w:t>
+      </w:r>
+      <w:r>
+        <w:rPr>
+          <w:rFonts w:ascii="Calibri" w:hAnsi="Calibri" w:cs="Calibri"/>
+          <w:sz w:val="22"/>
+          <w:szCs w:val="22"/>
+          <w:lang w:val="en-US"/>
+        </w:rPr>
+        <w:t xml:space="preserve"> A special case is that, D</w:t>
+      </w:r>
+      <w:r>
+        <w:rPr>
+          <w:rFonts w:ascii="Calibri" w:hAnsi="Calibri" w:cs="Calibri"/>
+          <w:sz w:val="22"/>
+          <w:szCs w:val="22"/>
+          <w:vertAlign w:val="subscript"/>
+          <w:lang w:val="en-US"/>
+        </w:rPr>
+        <w:t>1</w:t>
+      </w:r>
+      <w:r>
+        <w:rPr>
+          <w:rFonts w:ascii="Calibri" w:hAnsi="Calibri" w:cs="Calibri"/>
+          <w:sz w:val="22"/>
+          <w:szCs w:val="22"/>
+          <w:lang w:val="en-US"/>
+        </w:rPr>
+        <w:t xml:space="preserve"> </w:t>
+      </w:r>
+      <w:r>
+        <w:rPr>
+          <w:rFonts w:ascii="Calibri" w:hAnsi="Calibri" w:cs="Calibri"/>
+          <w:sz w:val="22"/>
+          <w:szCs w:val="22"/>
+          <w:lang w:val="en-US"/>
+        </w:rPr>
+        <w:t>would get a high score if</w:t>
+      </w:r>
+      <w:r>
+        <w:rPr>
+          <w:rFonts w:ascii="Calibri" w:hAnsi="Calibri" w:cs="Calibri"/>
+          <w:sz w:val="22"/>
+          <w:szCs w:val="22"/>
+          <w:lang w:val="en-US"/>
+        </w:rPr>
+        <w:t xml:space="preserve"> resembl</w:t>
+      </w:r>
+      <w:r>
+        <w:rPr>
+          <w:rFonts w:ascii="Calibri" w:hAnsi="Calibri" w:cs="Calibri"/>
+          <w:sz w:val="22"/>
+          <w:szCs w:val="22"/>
+          <w:lang w:val="en-US"/>
+        </w:rPr>
+        <w:t>ing</w:t>
+      </w:r>
+      <w:r>
+        <w:rPr>
+          <w:rFonts w:ascii="Calibri" w:hAnsi="Calibri" w:cs="Calibri"/>
+          <w:sz w:val="22"/>
+          <w:szCs w:val="22"/>
+          <w:lang w:val="en-US"/>
+        </w:rPr>
+        <w:t xml:space="preserve"> a subtree in D</w:t>
+      </w:r>
+      <w:r>
+        <w:rPr>
+          <w:rFonts w:ascii="Calibri" w:hAnsi="Calibri" w:cs="Calibri"/>
+          <w:sz w:val="22"/>
+          <w:szCs w:val="22"/>
+          <w:vertAlign w:val="subscript"/>
+          <w:lang w:val="en-US"/>
+        </w:rPr>
+        <w:t>2</w:t>
+      </w:r>
+      <w:r>
+        <w:rPr>
+          <w:rFonts w:ascii="Calibri" w:hAnsi="Calibri" w:cs="Calibri"/>
+          <w:sz w:val="22"/>
+          <w:szCs w:val="22"/>
+          <w:vertAlign w:val="subscript"/>
+          <w:lang w:val="en-US"/>
+        </w:rPr>
+        <w:t xml:space="preserve"> </w:t>
+      </w:r>
+      <w:r>
+        <w:rPr>
+          <w:rFonts w:ascii="Calibri" w:hAnsi="Calibri" w:cs="Calibri"/>
+          <w:sz w:val="22"/>
+          <w:szCs w:val="22"/>
+          <w:lang w:val="en-US"/>
+        </w:rPr>
+        <w:t xml:space="preserve">, </w:t>
+      </w:r>
+      <w:r>
+        <w:rPr>
+          <w:rFonts w:ascii="Calibri" w:hAnsi="Calibri" w:cs="Calibri"/>
+          <w:sz w:val="22"/>
+          <w:szCs w:val="22"/>
+          <w:lang w:val="en-US"/>
+        </w:rPr>
+        <w:t>while</w:t>
+      </w:r>
+      <w:r>
+        <w:rPr>
+          <w:rFonts w:ascii="Calibri" w:hAnsi="Calibri" w:cs="Calibri"/>
+          <w:sz w:val="22"/>
+          <w:szCs w:val="22"/>
+          <w:lang w:val="en-US"/>
+        </w:rPr>
+        <w:t xml:space="preserve"> D</w:t>
+      </w:r>
+      <w:r>
+        <w:rPr>
+          <w:rFonts w:ascii="Calibri" w:hAnsi="Calibri" w:cs="Calibri"/>
+          <w:sz w:val="22"/>
+          <w:szCs w:val="22"/>
+          <w:vertAlign w:val="subscript"/>
+          <w:lang w:val="en-US"/>
+        </w:rPr>
+        <w:t>2</w:t>
+      </w:r>
+      <w:r>
+        <w:rPr>
+          <w:rFonts w:ascii="Calibri" w:hAnsi="Calibri" w:cs="Calibri"/>
+          <w:sz w:val="22"/>
+          <w:szCs w:val="22"/>
+          <w:lang w:val="en-US"/>
+        </w:rPr>
+        <w:t xml:space="preserve"> could contain far more </w:t>
+      </w:r>
+      <w:r>
+        <w:rPr>
+          <w:rFonts w:ascii="Calibri" w:hAnsi="Calibri" w:cs="Calibri"/>
+          <w:sz w:val="22"/>
+          <w:szCs w:val="22"/>
+          <w:lang w:val="en-US"/>
+        </w:rPr>
+        <w:t xml:space="preserve">other </w:t>
+      </w:r>
+      <w:r>
+        <w:rPr>
+          <w:rFonts w:ascii="Calibri" w:hAnsi="Calibri" w:cs="Calibri"/>
+          <w:sz w:val="22"/>
+          <w:szCs w:val="22"/>
+          <w:lang w:val="en-US"/>
+        </w:rPr>
+        <w:t>branches and leaves to differ from D</w:t>
+      </w:r>
+      <w:r>
+        <w:rPr>
+          <w:rFonts w:ascii="Calibri" w:hAnsi="Calibri" w:cs="Calibri"/>
+          <w:sz w:val="22"/>
+          <w:szCs w:val="22"/>
+          <w:vertAlign w:val="subscript"/>
+          <w:lang w:val="en-US"/>
+        </w:rPr>
+        <w:t>1</w:t>
+      </w:r>
+      <w:r>
+        <w:rPr>
+          <w:rFonts w:ascii="Calibri" w:hAnsi="Calibri" w:cs="Calibri"/>
+          <w:sz w:val="22"/>
+          <w:szCs w:val="22"/>
+          <w:lang w:val="en-US"/>
+        </w:rPr>
+        <w:t>.</w:t>
+      </w:r>
+    </w:p>
+    <w:p>
+      <w:pPr>
+        <w:spacing w:before="100" w:beforeAutospacing="1" w:after="100" w:afterAutospacing="1"/>
+        <w:ind w:left="360"/>
+        <w:rPr>
+          <w:rFonts w:ascii="Calibri" w:hAnsi="Calibri" w:cs="Calibri"/>
+          <w:sz w:val="22"/>
+          <w:szCs w:val="22"/>
+          <w:lang w:val="en-US"/>
+        </w:rPr>
+      </w:pPr>
+      <w:r>
+        <w:rPr>
+          <w:rFonts w:ascii="Calibri" w:hAnsi="Calibri" w:cs="Calibri"/>
+          <w:sz w:val="22"/>
+          <w:szCs w:val="22"/>
+          <w:lang w:val="en-US"/>
+        </w:rPr>
+        <w:t>This could be achieved specially when D</w:t>
+      </w:r>
+      <w:r>
+        <w:rPr>
+          <w:rFonts w:ascii="Calibri" w:hAnsi="Calibri" w:cs="Calibri"/>
+          <w:sz w:val="22"/>
+          <w:szCs w:val="22"/>
+          <w:vertAlign w:val="subscript"/>
+          <w:lang w:val="en-US"/>
+        </w:rPr>
+        <w:t>2</w:t>
+      </w:r>
+      <w:r>
+        <w:rPr>
+          <w:rFonts w:ascii="Calibri" w:hAnsi="Calibri" w:cs="Calibri"/>
+          <w:sz w:val="22"/>
+          <w:szCs w:val="22"/>
+          <w:lang w:val="en-US"/>
+        </w:rPr>
+        <w:t xml:space="preserve"> is built on some more </w:t>
+      </w:r>
+      <w:r>
+        <w:rPr>
+          <w:rFonts w:ascii="Calibri" w:hAnsi="Calibri" w:cs="Calibri"/>
+          <w:sz w:val="22"/>
+          <w:szCs w:val="22"/>
+          <w:lang w:val="en-US"/>
+        </w:rPr>
+        <w:t>training data, whose patterns don’t conflict with the original data set, so a new entire branch could be grown and differentiates it from D</w:t>
+      </w:r>
+      <w:r>
+        <w:rPr>
+          <w:rFonts w:ascii="Calibri" w:hAnsi="Calibri" w:cs="Calibri"/>
+          <w:sz w:val="22"/>
+          <w:szCs w:val="22"/>
+          <w:vertAlign w:val="subscript"/>
+          <w:lang w:val="en-US"/>
+        </w:rPr>
+        <w:t>1</w:t>
+      </w:r>
+      <w:r>
+        <w:rPr>
+          <w:rFonts w:ascii="Calibri" w:hAnsi="Calibri" w:cs="Calibri"/>
+          <w:sz w:val="22"/>
+          <w:szCs w:val="22"/>
+          <w:vertAlign w:val="subscript"/>
+          <w:lang w:val="en-US"/>
+        </w:rPr>
+        <w:t xml:space="preserve"> </w:t>
+      </w:r>
+      <w:r>
+        <w:rPr>
+          <w:rFonts w:ascii="Calibri" w:hAnsi="Calibri" w:cs="Calibri"/>
+          <w:sz w:val="22"/>
+          <w:szCs w:val="22"/>
+          <w:lang w:val="en-US"/>
+        </w:rPr>
+        <w:t>.</w:t>
+      </w:r>
+      <w:r>
+        <w:rPr>
+          <w:rFonts w:ascii="Calibri" w:hAnsi="Calibri" w:cs="Calibri"/>
+          <w:sz w:val="22"/>
+          <w:szCs w:val="22"/>
+          <w:lang w:val="en-US"/>
+        </w:rPr>
+        <w:t xml:space="preserve"> </w:t>
+      </w:r>
+    </w:p>
+    <w:p>
+      <w:pPr>
+        <w:spacing w:before="100" w:beforeAutospacing="1" w:after="100" w:afterAutospacing="1"/>
+        <w:ind w:left="360"/>
+        <w:rPr>
+          <w:lang w:val="en-US"/>
+        </w:rPr>
+      </w:pPr>
+      <w:r>
+        <w:rPr>
+          <w:rFonts w:ascii="Calibri" w:hAnsi="Calibri" w:cs="Calibri"/>
+          <w:sz w:val="22"/>
+          <w:szCs w:val="22"/>
+          <w:lang w:val="en-US"/>
+        </w:rPr>
+        <w:t xml:space="preserve">I’m thinking of </w:t>
+      </w:r>
+      <w:r>
+        <w:rPr>
+          <w:rFonts w:ascii="Calibri" w:hAnsi="Calibri" w:cs="Calibri"/>
+          <w:sz w:val="22"/>
+          <w:szCs w:val="22"/>
+          <w:lang w:val="en-US"/>
+        </w:rPr>
+        <w:t xml:space="preserve">measuring the similarity </w:t>
+      </w:r>
+      <w:r>
+        <w:rPr>
+          <w:rFonts w:ascii="Calibri" w:hAnsi="Calibri" w:cs="Calibri"/>
+          <w:sz w:val="22"/>
+          <w:szCs w:val="22"/>
+          <w:lang w:val="en-US"/>
+        </w:rPr>
+        <w:t>in a BFS way</w:t>
+      </w:r>
+      <w:r>
+        <w:rPr>
+          <w:rFonts w:ascii="Calibri" w:hAnsi="Calibri" w:cs="Calibri"/>
+          <w:sz w:val="22"/>
+          <w:szCs w:val="22"/>
+          <w:lang w:val="en-US"/>
+        </w:rPr>
+        <w:t>.</w:t>
+      </w:r>
+      <w:r>
+        <w:rPr>
+          <w:rFonts w:ascii="Calibri" w:hAnsi="Calibri" w:cs="Calibri"/>
+          <w:sz w:val="22"/>
+          <w:szCs w:val="22"/>
+          <w:lang w:val="en-US"/>
+        </w:rPr>
+        <w:t xml:space="preserve"> First, assign a</w:t>
+      </w:r>
+      <w:r>
+        <w:rPr>
+          <w:rFonts w:ascii="Calibri" w:hAnsi="Calibri" w:cs="Calibri"/>
+          <w:sz w:val="22"/>
+          <w:szCs w:val="22"/>
+          <w:lang w:val="en-US"/>
+        </w:rPr>
+        <w:t>n</w:t>
+      </w:r>
+      <w:r>
+        <w:rPr>
+          <w:rFonts w:ascii="Calibri" w:hAnsi="Calibri" w:cs="Calibri"/>
+          <w:sz w:val="22"/>
+          <w:szCs w:val="22"/>
+          <w:lang w:val="en-US"/>
+        </w:rPr>
+        <w:t xml:space="preserve"> </w:t>
+      </w:r>
+      <w:r>
+        <w:rPr>
+          <w:rFonts w:ascii="Calibri" w:hAnsi="Calibri" w:cs="Calibri"/>
+          <w:sz w:val="22"/>
+          <w:szCs w:val="22"/>
+          <w:lang w:val="en-US"/>
+        </w:rPr>
+        <w:t xml:space="preserve">overall </w:t>
+      </w:r>
+      <w:r>
+        <w:rPr>
+          <w:rFonts w:ascii="Calibri" w:hAnsi="Calibri" w:cs="Calibri"/>
+          <w:sz w:val="22"/>
+          <w:szCs w:val="22"/>
+          <w:lang w:val="en-US"/>
+        </w:rPr>
+        <w:t>weight to every layer. All weights sum up 1 and the weight of a layer could correlate with its distance to the root.</w:t>
+      </w:r>
+      <w:r>
+        <w:rPr>
+          <w:rFonts w:ascii="Calibri" w:hAnsi="Calibri" w:cs="Calibri"/>
+          <w:sz w:val="22"/>
+          <w:szCs w:val="22"/>
+          <w:lang w:val="en-US"/>
+        </w:rPr>
+        <w:t xml:space="preserve"> Then for each layer, </w:t>
+      </w:r>
       <w:bookmarkStart w:id="0" w:name="_GoBack"/>
       <w:bookmarkEnd w:id="0"/>
-      <w:r>
-        <w:rPr>
-          <w:rFonts w:ascii="Calibri" w:hAnsi="Calibri" w:cs="Calibri"/>
-          <w:sz w:val="22"/>
-          <w:szCs w:val="22"/>
-        </w:rPr>
-        <w:lastRenderedPageBreak/>
-        <w:t xml:space="preserve">9)  Read the paper Perner, 2013, on comparing decision trees. Does the proposed similarity measure find that your previous analysis is correct? </w:t>
-      </w:r>
     </w:p>
     <w:p>
       <w:pPr>
@@ -1516,13 +2264,8 @@
           <w:rFonts w:ascii="Calibri" w:hAnsi="Calibri" w:cs="Calibri"/>
           <w:sz w:val="22"/>
           <w:szCs w:val="22"/>
-        </w:rPr>
-      </w:pPr>
-    </w:p>
-    <w:p>
-      <w:pPr>
-        <w:spacing w:before="100" w:beforeAutospacing="1" w:after="100" w:afterAutospacing="1"/>
-        <w:ind w:left="360"/>
+          <w:lang w:val="en-US"/>
+        </w:rPr>
       </w:pPr>
     </w:p>
     <w:p>
@@ -2126,6 +2869,119 @@
     </w:lvl>
   </w:abstractNum>
   <w:abstractNum w:abstractNumId="5" w15:restartNumberingAfterBreak="0">
+    <w:nsid w:val="54550241"/>
+    <w:multiLevelType w:val="multilevel"/>
+    <w:tmpl w:val="341EAF40"/>
+    <w:lvl w:ilvl="0">
+      <w:start w:val="1"/>
+      <w:numFmt w:val="decimal"/>
+      <w:lvlText w:val="%1."/>
+      <w:lvlJc w:val="left"/>
+      <w:pPr>
+        <w:tabs>
+          <w:tab w:val="num" w:pos="720"/>
+        </w:tabs>
+        <w:ind w:left="720" w:hanging="360"/>
+      </w:pPr>
+    </w:lvl>
+    <w:lvl w:ilvl="1" w:tentative="1">
+      <w:start w:val="1"/>
+      <w:numFmt w:val="decimal"/>
+      <w:lvlText w:val="%2."/>
+      <w:lvlJc w:val="left"/>
+      <w:pPr>
+        <w:tabs>
+          <w:tab w:val="num" w:pos="1440"/>
+        </w:tabs>
+        <w:ind w:left="1440" w:hanging="360"/>
+      </w:pPr>
+    </w:lvl>
+    <w:lvl w:ilvl="2" w:tentative="1">
+      <w:start w:val="1"/>
+      <w:numFmt w:val="decimal"/>
+      <w:lvlText w:val="%3."/>
+      <w:lvlJc w:val="left"/>
+      <w:pPr>
+        <w:tabs>
+          <w:tab w:val="num" w:pos="2160"/>
+        </w:tabs>
+        <w:ind w:left="2160" w:hanging="360"/>
+      </w:pPr>
+    </w:lvl>
+    <w:lvl w:ilvl="3" w:tentative="1">
+      <w:start w:val="1"/>
+      <w:numFmt w:val="decimal"/>
+      <w:lvlText w:val="%4."/>
+      <w:lvlJc w:val="left"/>
+      <w:pPr>
+        <w:tabs>
+          <w:tab w:val="num" w:pos="2880"/>
+        </w:tabs>
+        <w:ind w:left="2880" w:hanging="360"/>
+      </w:pPr>
+    </w:lvl>
+    <w:lvl w:ilvl="4" w:tentative="1">
+      <w:start w:val="1"/>
+      <w:numFmt w:val="decimal"/>
+      <w:lvlText w:val="%5."/>
+      <w:lvlJc w:val="left"/>
+      <w:pPr>
+        <w:tabs>
+          <w:tab w:val="num" w:pos="3600"/>
+        </w:tabs>
+        <w:ind w:left="3600" w:hanging="360"/>
+      </w:pPr>
+    </w:lvl>
+    <w:lvl w:ilvl="5" w:tentative="1">
+      <w:start w:val="1"/>
+      <w:numFmt w:val="decimal"/>
+      <w:lvlText w:val="%6."/>
+      <w:lvlJc w:val="left"/>
+      <w:pPr>
+        <w:tabs>
+          <w:tab w:val="num" w:pos="4320"/>
+        </w:tabs>
+        <w:ind w:left="4320" w:hanging="360"/>
+      </w:pPr>
+    </w:lvl>
+    <w:lvl w:ilvl="6" w:tentative="1">
+      <w:start w:val="1"/>
+      <w:numFmt w:val="decimal"/>
+      <w:lvlText w:val="%7."/>
+      <w:lvlJc w:val="left"/>
+      <w:pPr>
+        <w:tabs>
+          <w:tab w:val="num" w:pos="5040"/>
+        </w:tabs>
+        <w:ind w:left="5040" w:hanging="360"/>
+      </w:pPr>
+    </w:lvl>
+    <w:lvl w:ilvl="7" w:tentative="1">
+      <w:start w:val="1"/>
+      <w:numFmt w:val="decimal"/>
+      <w:lvlText w:val="%8."/>
+      <w:lvlJc w:val="left"/>
+      <w:pPr>
+        <w:tabs>
+          <w:tab w:val="num" w:pos="5760"/>
+        </w:tabs>
+        <w:ind w:left="5760" w:hanging="360"/>
+      </w:pPr>
+    </w:lvl>
+    <w:lvl w:ilvl="8" w:tentative="1">
+      <w:start w:val="1"/>
+      <w:numFmt w:val="decimal"/>
+      <w:lvlText w:val="%9."/>
+      <w:lvlJc w:val="left"/>
+      <w:pPr>
+        <w:tabs>
+          <w:tab w:val="num" w:pos="6480"/>
+        </w:tabs>
+        <w:ind w:left="6480" w:hanging="360"/>
+      </w:pPr>
+    </w:lvl>
+  </w:abstractNum>
+  <w:abstractNum w:abstractNumId="6" w15:restartNumberingAfterBreak="0">
     <w:nsid w:val="59F264F8"/>
     <w:multiLevelType w:val="multilevel"/>
     <w:tmpl w:val="ACFE1804"/>
@@ -2238,7 +3094,7 @@
       </w:pPr>
     </w:lvl>
   </w:abstractNum>
-  <w:abstractNum w:abstractNumId="6" w15:restartNumberingAfterBreak="0">
+  <w:abstractNum w:abstractNumId="7" w15:restartNumberingAfterBreak="0">
     <w:nsid w:val="6B61340A"/>
     <w:multiLevelType w:val="multilevel"/>
     <w:tmpl w:val="321A5922"/>
@@ -2351,7 +3207,7 @@
       </w:pPr>
     </w:lvl>
   </w:abstractNum>
-  <w:abstractNum w:abstractNumId="7" w15:restartNumberingAfterBreak="0">
+  <w:abstractNum w:abstractNumId="8" w15:restartNumberingAfterBreak="0">
     <w:nsid w:val="6B835FED"/>
     <w:multiLevelType w:val="multilevel"/>
     <w:tmpl w:val="938A9E2A"/>
@@ -2464,7 +3320,7 @@
       </w:pPr>
     </w:lvl>
   </w:abstractNum>
-  <w:abstractNum w:abstractNumId="8" w15:restartNumberingAfterBreak="0">
+  <w:abstractNum w:abstractNumId="9" w15:restartNumberingAfterBreak="0">
     <w:nsid w:val="7F2A4BAD"/>
     <w:multiLevelType w:val="multilevel"/>
     <w:tmpl w:val="CB005140"/>
@@ -2587,22 +3443,25 @@
     <w:abstractNumId w:val="3"/>
   </w:num>
   <w:num w:numId="4">
-    <w:abstractNumId w:val="7"/>
+    <w:abstractNumId w:val="8"/>
   </w:num>
   <w:num w:numId="5">
-    <w:abstractNumId w:val="5"/>
+    <w:abstractNumId w:val="6"/>
   </w:num>
   <w:num w:numId="6">
-    <w:abstractNumId w:val="8"/>
+    <w:abstractNumId w:val="9"/>
   </w:num>
   <w:num w:numId="7">
-    <w:abstractNumId w:val="6"/>
+    <w:abstractNumId w:val="7"/>
   </w:num>
   <w:num w:numId="8">
     <w:abstractNumId w:val="0"/>
   </w:num>
   <w:num w:numId="9">
     <w:abstractNumId w:val="2"/>
+  </w:num>
+  <w:num w:numId="10">
+    <w:abstractNumId w:val="5"/>
   </w:num>
 </w:numbering>
 </file>

--- a/EECS_738_machine_learning/lab1/answer.docx
+++ b/EECS_738_machine_learning/lab1/answer.docx
@@ -6,10 +6,20 @@
       <w:pPr>
         <w:pStyle w:val="NormalWeb"/>
         <w:ind w:left="360"/>
-      </w:pPr>
-      <w:r>
-        <w:rPr>
-          <w:rFonts w:ascii="Calibri" w:hAnsi="Calibri" w:cs="Calibri"/>
+        <w:rPr>
+          <w:b/>
+          <w:bCs/>
+          <w:i/>
+          <w:iCs/>
+        </w:rPr>
+      </w:pPr>
+      <w:r>
+        <w:rPr>
+          <w:rFonts w:ascii="Calibri" w:hAnsi="Calibri" w:cs="Calibri"/>
+          <w:b/>
+          <w:bCs/>
+          <w:i/>
+          <w:iCs/>
           <w:sz w:val="22"/>
           <w:szCs w:val="22"/>
         </w:rPr>
@@ -78,13 +88,21 @@
         <w:ind w:left="360"/>
         <w:rPr>
           <w:rFonts w:ascii="Calibri" w:hAnsi="Calibri" w:cs="Calibri"/>
-          <w:sz w:val="22"/>
-          <w:szCs w:val="22"/>
-        </w:rPr>
-      </w:pPr>
-      <w:r>
-        <w:rPr>
-          <w:rFonts w:ascii="Calibri" w:hAnsi="Calibri" w:cs="Calibri"/>
+          <w:b/>
+          <w:bCs/>
+          <w:i/>
+          <w:iCs/>
+          <w:sz w:val="22"/>
+          <w:szCs w:val="22"/>
+        </w:rPr>
+      </w:pPr>
+      <w:r>
+        <w:rPr>
+          <w:rFonts w:ascii="Calibri" w:hAnsi="Calibri" w:cs="Calibri"/>
+          <w:b/>
+          <w:bCs/>
+          <w:i/>
+          <w:iCs/>
           <w:sz w:val="22"/>
           <w:szCs w:val="22"/>
         </w:rPr>
@@ -186,50 +204,52 @@
     </w:p>
     <w:p>
       <w:pPr>
-        <w:rPr>
-          <w:lang w:val="en-US"/>
-        </w:rPr>
-      </w:pPr>
+        <w:spacing w:before="100" w:beforeAutospacing="1" w:after="100" w:afterAutospacing="1"/>
+        <w:ind w:left="360"/>
+        <w:rPr>
+          <w:rFonts w:ascii="Calibri" w:hAnsi="Calibri" w:cs="Calibri"/>
+          <w:sz w:val="22"/>
+          <w:szCs w:val="22"/>
+        </w:rPr>
+      </w:pPr>
+      <w:r>
+        <w:rPr>
+          <w:rFonts w:ascii="Calibri" w:hAnsi="Calibri" w:cs="Calibri"/>
+          <w:sz w:val="22"/>
+          <w:szCs w:val="22"/>
+        </w:rPr>
+        <w:t xml:space="preserve">This is not an approach good enough. The 10% - 90% train test split makes it difficult for the model to learn </w:t>
+      </w:r>
+      <w:r>
+        <w:rPr>
+          <w:rFonts w:ascii="Calibri" w:hAnsi="Calibri" w:cs="Calibri"/>
+          <w:sz w:val="22"/>
+          <w:szCs w:val="22"/>
+        </w:rPr>
+        <w:t>patterns from the limited training set.</w:t>
+      </w:r>
     </w:p>
     <w:p>
       <w:pPr>
-        <w:rPr>
-          <w:lang w:val="en-US"/>
-        </w:rPr>
-      </w:pPr>
-      <w:r>
-        <w:rPr>
-          <w:lang w:val="en-US"/>
-        </w:rPr>
-        <w:t xml:space="preserve">This is not an approach good enough. The 10% - 90% train test split makes it difficult for the model to learn </w:t>
-      </w:r>
-      <w:r>
-        <w:rPr>
-          <w:lang w:val="en-US"/>
-        </w:rPr>
-        <w:t>patterns from the limited training set.</w:t>
-      </w:r>
-    </w:p>
-    <w:p>
-      <w:pPr>
-        <w:rPr>
-          <w:lang w:val="en-US"/>
-        </w:rPr>
-      </w:pPr>
-    </w:p>
-    <w:p>
-      <w:pPr>
         <w:spacing w:before="100" w:beforeAutospacing="1" w:after="100" w:afterAutospacing="1"/>
         <w:ind w:left="360"/>
         <w:rPr>
           <w:rFonts w:ascii="Calibri" w:hAnsi="Calibri" w:cs="Calibri"/>
-          <w:sz w:val="22"/>
-          <w:szCs w:val="22"/>
-        </w:rPr>
-      </w:pPr>
-      <w:r>
-        <w:rPr>
-          <w:rFonts w:ascii="Calibri" w:hAnsi="Calibri" w:cs="Calibri"/>
+          <w:b/>
+          <w:bCs/>
+          <w:i/>
+          <w:iCs/>
+          <w:sz w:val="22"/>
+          <w:szCs w:val="22"/>
+        </w:rPr>
+      </w:pPr>
+      <w:r>
+        <w:rPr>
+          <w:rFonts w:ascii="Calibri" w:hAnsi="Calibri" w:cs="Calibri"/>
+          <w:b/>
+          <w:bCs/>
+          <w:i/>
+          <w:iCs/>
           <w:sz w:val="22"/>
           <w:szCs w:val="22"/>
         </w:rPr>
@@ -255,7 +275,6 @@
           <w:sz w:val="21"/>
           <w:szCs w:val="21"/>
         </w:rPr>
-        <w:lastRenderedPageBreak/>
         <w:t>Accuracy: 0.6</w:t>
       </w:r>
       <w:r>
@@ -283,6 +302,7 @@
         <w:rPr>
           <w:noProof/>
         </w:rPr>
+        <w:lastRenderedPageBreak/>
         <w:drawing>
           <wp:inline distT="0" distB="0" distL="0" distR="0">
             <wp:extent cx="3717890" cy="1968997"/>
@@ -335,73 +355,117 @@
     </w:p>
     <w:p>
       <w:pPr>
-        <w:rPr>
-          <w:lang w:val="en-US"/>
-        </w:rPr>
-      </w:pPr>
-      <w:r>
-        <w:rPr>
-          <w:lang w:val="en-US"/>
+        <w:spacing w:before="100" w:beforeAutospacing="1" w:after="100" w:afterAutospacing="1"/>
+        <w:ind w:left="360"/>
+        <w:rPr>
+          <w:rFonts w:ascii="Calibri" w:hAnsi="Calibri" w:cs="Calibri"/>
+          <w:sz w:val="22"/>
+          <w:szCs w:val="22"/>
+        </w:rPr>
+      </w:pPr>
+      <w:r>
+        <w:rPr>
+          <w:rFonts w:ascii="Calibri" w:hAnsi="Calibri" w:cs="Calibri"/>
+          <w:sz w:val="22"/>
+          <w:szCs w:val="22"/>
         </w:rPr>
         <w:t>Th</w:t>
       </w:r>
       <w:r>
         <w:rPr>
-          <w:lang w:val="en-US"/>
+          <w:rFonts w:ascii="Calibri" w:hAnsi="Calibri" w:cs="Calibri"/>
+          <w:sz w:val="22"/>
+          <w:szCs w:val="22"/>
         </w:rPr>
         <w:t xml:space="preserve">e accuracy doesn’t change, but the tree does change a little bit. The left subtree under condition </w:t>
       </w:r>
       <w:r>
         <w:rPr>
-          <w:lang w:val="en-US"/>
-        </w:rPr>
-        <w:t xml:space="preserve">Injury Type_Black </w:t>
-      </w:r>
-      <w:r>
-        <w:rPr>
-          <w:lang w:val="en-US"/>
+          <w:rFonts w:ascii="Calibri" w:hAnsi="Calibri" w:cs="Calibri"/>
+          <w:sz w:val="22"/>
+          <w:szCs w:val="22"/>
+        </w:rPr>
+        <w:t xml:space="preserve">Injury </w:t>
+      </w:r>
+      <w:proofErr w:type="spellStart"/>
+      <w:r>
+        <w:rPr>
+          <w:rFonts w:ascii="Calibri" w:hAnsi="Calibri" w:cs="Calibri"/>
+          <w:sz w:val="22"/>
+          <w:szCs w:val="22"/>
+        </w:rPr>
+        <w:t>Type_Black</w:t>
+      </w:r>
+      <w:proofErr w:type="spellEnd"/>
+      <w:r>
+        <w:rPr>
+          <w:rFonts w:ascii="Calibri" w:hAnsi="Calibri" w:cs="Calibri"/>
+          <w:sz w:val="22"/>
+          <w:szCs w:val="22"/>
+        </w:rPr>
+        <w:t xml:space="preserve"> </w:t>
+      </w:r>
+      <w:r>
+        <w:rPr>
+          <w:rFonts w:ascii="Calibri" w:hAnsi="Calibri" w:cs="Calibri"/>
+          <w:sz w:val="22"/>
+          <w:szCs w:val="22"/>
         </w:rPr>
         <w:t xml:space="preserve">&lt;= </w:t>
       </w:r>
       <w:r>
         <w:rPr>
-          <w:lang w:val="en-US"/>
+          <w:rFonts w:ascii="Calibri" w:hAnsi="Calibri" w:cs="Calibri"/>
+          <w:sz w:val="22"/>
+          <w:szCs w:val="22"/>
         </w:rPr>
         <w:t>0.5</w:t>
       </w:r>
       <w:r>
         <w:rPr>
-          <w:lang w:val="en-US"/>
+          <w:rFonts w:ascii="Calibri" w:hAnsi="Calibri" w:cs="Calibri"/>
+          <w:sz w:val="22"/>
+          <w:szCs w:val="22"/>
         </w:rPr>
         <w:t xml:space="preserve"> changes from feature “</w:t>
       </w:r>
       <w:r>
         <w:rPr>
-          <w:lang w:val="en-US"/>
+          <w:rFonts w:ascii="Calibri" w:hAnsi="Calibri" w:cs="Calibri"/>
+          <w:sz w:val="22"/>
+          <w:szCs w:val="22"/>
         </w:rPr>
         <w:t>Num Soft Tissue</w:t>
       </w:r>
       <w:r>
         <w:rPr>
-          <w:lang w:val="en-US"/>
+          <w:rFonts w:ascii="Calibri" w:hAnsi="Calibri" w:cs="Calibri"/>
+          <w:sz w:val="22"/>
+          <w:szCs w:val="22"/>
         </w:rPr>
         <w:t>” to “</w:t>
       </w:r>
       <w:r>
         <w:rPr>
-          <w:lang w:val="en-US"/>
+          <w:rFonts w:ascii="Calibri" w:hAnsi="Calibri" w:cs="Calibri"/>
+          <w:sz w:val="22"/>
+          <w:szCs w:val="22"/>
         </w:rPr>
         <w:t>% Soft Tissue</w:t>
       </w:r>
       <w:r>
         <w:rPr>
-          <w:lang w:val="en-US"/>
+          <w:rFonts w:ascii="Calibri" w:hAnsi="Calibri" w:cs="Calibri"/>
+          <w:sz w:val="22"/>
+          <w:szCs w:val="22"/>
         </w:rPr>
         <w:t>”.</w:t>
       </w:r>
       <w:r>
         <w:rPr>
-          <w:lang w:val="en-US"/>
+          <w:rFonts w:ascii="Calibri" w:hAnsi="Calibri" w:cs="Calibri"/>
+          <w:sz w:val="22"/>
+          <w:szCs w:val="22"/>
         </w:rPr>
         <w:t xml:space="preserve"> For this case, the two trees share a same splitting performance so I don’t tend to have any preference.</w:t>
       </w:r>
@@ -412,13 +476,21 @@
         <w:ind w:left="360"/>
         <w:rPr>
           <w:rFonts w:ascii="Calibri" w:hAnsi="Calibri" w:cs="Calibri"/>
-          <w:sz w:val="22"/>
-          <w:szCs w:val="22"/>
-        </w:rPr>
-      </w:pPr>
-      <w:r>
-        <w:rPr>
-          <w:rFonts w:ascii="Calibri" w:hAnsi="Calibri" w:cs="Calibri"/>
+          <w:b/>
+          <w:bCs/>
+          <w:i/>
+          <w:iCs/>
+          <w:sz w:val="22"/>
+          <w:szCs w:val="22"/>
+        </w:rPr>
+      </w:pPr>
+      <w:r>
+        <w:rPr>
+          <w:rFonts w:ascii="Calibri" w:hAnsi="Calibri" w:cs="Calibri"/>
+          <w:b/>
+          <w:bCs/>
+          <w:i/>
+          <w:iCs/>
           <w:sz w:val="22"/>
           <w:szCs w:val="22"/>
         </w:rPr>
@@ -768,13 +840,21 @@
         <w:ind w:left="360"/>
         <w:rPr>
           <w:rFonts w:ascii="Calibri" w:hAnsi="Calibri" w:cs="Calibri"/>
-          <w:sz w:val="22"/>
-          <w:szCs w:val="22"/>
-        </w:rPr>
-      </w:pPr>
-      <w:r>
-        <w:rPr>
-          <w:rFonts w:ascii="Calibri" w:hAnsi="Calibri" w:cs="Calibri"/>
+          <w:b/>
+          <w:bCs/>
+          <w:i/>
+          <w:iCs/>
+          <w:sz w:val="22"/>
+          <w:szCs w:val="22"/>
+        </w:rPr>
+      </w:pPr>
+      <w:r>
+        <w:rPr>
+          <w:rFonts w:ascii="Calibri" w:hAnsi="Calibri" w:cs="Calibri"/>
+          <w:b/>
+          <w:bCs/>
+          <w:i/>
+          <w:iCs/>
           <w:sz w:val="22"/>
           <w:szCs w:val="22"/>
         </w:rPr>
@@ -969,13 +1049,21 @@
         <w:ind w:left="360"/>
         <w:rPr>
           <w:rFonts w:ascii="Calibri" w:hAnsi="Calibri" w:cs="Calibri"/>
-          <w:sz w:val="22"/>
-          <w:szCs w:val="22"/>
-        </w:rPr>
-      </w:pPr>
-      <w:r>
-        <w:rPr>
-          <w:rFonts w:ascii="Calibri" w:hAnsi="Calibri" w:cs="Calibri"/>
+          <w:b/>
+          <w:bCs/>
+          <w:i/>
+          <w:iCs/>
+          <w:sz w:val="22"/>
+          <w:szCs w:val="22"/>
+        </w:rPr>
+      </w:pPr>
+      <w:r>
+        <w:rPr>
+          <w:rFonts w:ascii="Calibri" w:hAnsi="Calibri" w:cs="Calibri"/>
+          <w:b/>
+          <w:bCs/>
+          <w:i/>
+          <w:iCs/>
           <w:sz w:val="22"/>
           <w:szCs w:val="22"/>
         </w:rPr>
@@ -1015,13 +1103,21 @@
         <w:ind w:left="360"/>
         <w:rPr>
           <w:rFonts w:ascii="Calibri" w:hAnsi="Calibri" w:cs="Calibri"/>
-          <w:sz w:val="22"/>
-          <w:szCs w:val="22"/>
-        </w:rPr>
-      </w:pPr>
-      <w:r>
-        <w:rPr>
-          <w:rFonts w:ascii="Calibri" w:hAnsi="Calibri" w:cs="Calibri"/>
+          <w:b/>
+          <w:bCs/>
+          <w:i/>
+          <w:iCs/>
+          <w:sz w:val="22"/>
+          <w:szCs w:val="22"/>
+        </w:rPr>
+      </w:pPr>
+      <w:r>
+        <w:rPr>
+          <w:rFonts w:ascii="Calibri" w:hAnsi="Calibri" w:cs="Calibri"/>
+          <w:b/>
+          <w:bCs/>
+          <w:i/>
+          <w:iCs/>
           <w:sz w:val="22"/>
           <w:szCs w:val="22"/>
         </w:rPr>
@@ -1046,7 +1142,25 @@
           <w:szCs w:val="22"/>
           <w:lang w:val="en-US"/>
         </w:rPr>
-        <w:t xml:space="preserve">Decision trees apply a greedy methodology on every layer about choosing features. So we could directly observe which feature contributes most to the current subset. The two criteria – gini and entropy tend to choose the same splits for the top 2 layers, and differ slightly on the third layer and beyond. </w:t>
+        <w:t xml:space="preserve">Decision trees apply a greedy methodology on every layer about choosing features. So we could directly observe which feature contributes most to the current subset. </w:t>
+      </w:r>
+      <w:r>
+        <w:rPr>
+          <w:rFonts w:ascii="Calibri" w:hAnsi="Calibri" w:cs="Calibri"/>
+          <w:sz w:val="22"/>
+          <w:szCs w:val="22"/>
+          <w:lang w:val="en-US"/>
+        </w:rPr>
+        <w:t>For the insurance data, t</w:t>
+      </w:r>
+      <w:r>
+        <w:rPr>
+          <w:rFonts w:ascii="Calibri" w:hAnsi="Calibri" w:cs="Calibri"/>
+          <w:sz w:val="22"/>
+          <w:szCs w:val="22"/>
+          <w:lang w:val="en-US"/>
+        </w:rPr>
+        <w:t xml:space="preserve">he two criteria – gini and entropy tend to choose the same splits for the top 2 layers, and differ slightly on the third layer and beyond. </w:t>
       </w:r>
     </w:p>
     <w:p>
@@ -1094,7 +1208,62 @@
           <w:szCs w:val="22"/>
           <w:lang w:val="en-US"/>
         </w:rPr>
-        <w:t>of overfitting thru test set performance, and use some bagging approaches such as random forest to further improve the performance.</w:t>
+        <w:t xml:space="preserve">of overfitting thru test set performance, and use some bagging approaches such </w:t>
+      </w:r>
+      <w:r>
+        <w:rPr>
+          <w:rFonts w:ascii="Calibri" w:hAnsi="Calibri" w:cs="Calibri"/>
+          <w:sz w:val="22"/>
+          <w:szCs w:val="22"/>
+          <w:lang w:val="en-US"/>
+        </w:rPr>
+        <w:lastRenderedPageBreak/>
+        <w:t>as random forest to further improve the performance</w:t>
+      </w:r>
+      <w:r>
+        <w:rPr>
+          <w:rFonts w:ascii="Calibri" w:hAnsi="Calibri" w:cs="Calibri"/>
+          <w:sz w:val="22"/>
+          <w:szCs w:val="22"/>
+          <w:lang w:val="en-US"/>
+        </w:rPr>
+        <w:t xml:space="preserve"> by a voting mechanism and </w:t>
+      </w:r>
+      <w:r>
+        <w:rPr>
+          <w:rFonts w:ascii="Calibri" w:hAnsi="Calibri" w:cs="Calibri"/>
+          <w:sz w:val="22"/>
+          <w:szCs w:val="22"/>
+          <w:lang w:val="en-US"/>
+        </w:rPr>
+        <w:t xml:space="preserve">a </w:t>
+      </w:r>
+      <w:r>
+        <w:rPr>
+          <w:rFonts w:ascii="Calibri" w:hAnsi="Calibri" w:cs="Calibri"/>
+          <w:sz w:val="22"/>
+          <w:szCs w:val="22"/>
+          <w:lang w:val="en-US"/>
+        </w:rPr>
+        <w:t>bootstrap sampling mechanism</w:t>
+      </w:r>
+      <w:r>
+        <w:rPr>
+          <w:rFonts w:ascii="Calibri" w:hAnsi="Calibri" w:cs="Calibri"/>
+          <w:sz w:val="22"/>
+          <w:szCs w:val="22"/>
+          <w:lang w:val="en-US"/>
+        </w:rPr>
+        <w:t xml:space="preserve"> on both feature level and data level</w:t>
+      </w:r>
+      <w:r>
+        <w:rPr>
+          <w:rFonts w:ascii="Calibri" w:hAnsi="Calibri" w:cs="Calibri"/>
+          <w:sz w:val="22"/>
+          <w:szCs w:val="22"/>
+          <w:lang w:val="en-US"/>
+        </w:rPr>
+        <w:t>.</w:t>
       </w:r>
     </w:p>
     <w:p>
@@ -1103,17 +1272,24 @@
         <w:ind w:left="360"/>
         <w:rPr>
           <w:rFonts w:ascii="Calibri" w:hAnsi="Calibri" w:cs="Calibri"/>
-          <w:sz w:val="22"/>
-          <w:szCs w:val="22"/>
-        </w:rPr>
-      </w:pPr>
-      <w:r>
-        <w:rPr>
-          <w:rFonts w:ascii="Calibri" w:hAnsi="Calibri" w:cs="Calibri"/>
-          <w:sz w:val="22"/>
-          <w:szCs w:val="22"/>
-        </w:rPr>
-        <w:lastRenderedPageBreak/>
+          <w:b/>
+          <w:bCs/>
+          <w:i/>
+          <w:iCs/>
+          <w:sz w:val="22"/>
+          <w:szCs w:val="22"/>
+        </w:rPr>
+      </w:pPr>
+      <w:r>
+        <w:rPr>
+          <w:rFonts w:ascii="Calibri" w:hAnsi="Calibri" w:cs="Calibri"/>
+          <w:b/>
+          <w:bCs/>
+          <w:i/>
+          <w:iCs/>
+          <w:sz w:val="22"/>
+          <w:szCs w:val="22"/>
+        </w:rPr>
         <w:t xml:space="preserve">8)  We talked about ‘clamping’ in class. Should we have done clamping on the data before using a decision tree? </w:t>
       </w:r>
     </w:p>
@@ -1135,16 +1311,70 @@
           <w:szCs w:val="22"/>
           <w:lang w:val="en-US"/>
         </w:rPr>
-        <w:t>Theoretically I don’t think clamping will help improve accuracy in the decision tree case</w:t>
-      </w:r>
-      <w:r>
-        <w:rPr>
-          <w:rFonts w:ascii="Calibri" w:hAnsi="Calibri" w:cs="Calibri"/>
-          <w:sz w:val="22"/>
-          <w:szCs w:val="22"/>
-          <w:lang w:val="en-US"/>
-        </w:rPr>
-        <w:t xml:space="preserve">, since clamping reduces cutpoints in low density area, thus diminishing potential splits towards these samples, though it may </w:t>
+        <w:t>Theoretically</w:t>
+      </w:r>
+      <w:r>
+        <w:rPr>
+          <w:rFonts w:ascii="Calibri" w:hAnsi="Calibri" w:cs="Calibri"/>
+          <w:sz w:val="22"/>
+          <w:szCs w:val="22"/>
+          <w:lang w:val="en-US"/>
+        </w:rPr>
+        <w:t>,</w:t>
+      </w:r>
+      <w:r>
+        <w:rPr>
+          <w:rFonts w:ascii="Calibri" w:hAnsi="Calibri" w:cs="Calibri"/>
+          <w:sz w:val="22"/>
+          <w:szCs w:val="22"/>
+          <w:lang w:val="en-US"/>
+        </w:rPr>
+        <w:t xml:space="preserve"> I don’t think clamping </w:t>
+      </w:r>
+      <w:r>
+        <w:rPr>
+          <w:rFonts w:ascii="Calibri" w:hAnsi="Calibri" w:cs="Calibri"/>
+          <w:sz w:val="22"/>
+          <w:szCs w:val="22"/>
+          <w:lang w:val="en-US"/>
+        </w:rPr>
+        <w:t>would</w:t>
+      </w:r>
+      <w:r>
+        <w:rPr>
+          <w:rFonts w:ascii="Calibri" w:hAnsi="Calibri" w:cs="Calibri"/>
+          <w:sz w:val="22"/>
+          <w:szCs w:val="22"/>
+          <w:lang w:val="en-US"/>
+        </w:rPr>
+        <w:t xml:space="preserve"> help improve accuracy in the decision tree case</w:t>
+      </w:r>
+      <w:r>
+        <w:rPr>
+          <w:rFonts w:ascii="Calibri" w:hAnsi="Calibri" w:cs="Calibri"/>
+          <w:sz w:val="22"/>
+          <w:szCs w:val="22"/>
+          <w:lang w:val="en-US"/>
+        </w:rPr>
+        <w:t xml:space="preserve">, since clamping reduces cutpoints in low density area, thus diminishing </w:t>
+      </w:r>
+      <w:r>
+        <w:rPr>
+          <w:rFonts w:ascii="Calibri" w:hAnsi="Calibri" w:cs="Calibri"/>
+          <w:sz w:val="22"/>
+          <w:szCs w:val="22"/>
+          <w:lang w:val="en-US"/>
+        </w:rPr>
+        <w:t xml:space="preserve">the number of </w:t>
+      </w:r>
+      <w:r>
+        <w:rPr>
+          <w:rFonts w:ascii="Calibri" w:hAnsi="Calibri" w:cs="Calibri"/>
+          <w:sz w:val="22"/>
+          <w:szCs w:val="22"/>
+          <w:lang w:val="en-US"/>
+        </w:rPr>
+        <w:t xml:space="preserve">potential splits towards these samples, though it may </w:t>
       </w:r>
       <w:r>
         <w:rPr>
@@ -1193,6 +1423,15 @@
           <w:lang w:val="en-US"/>
         </w:rPr>
         <w:t>perimentally</w:t>
+      </w:r>
+      <w:r>
+        <w:rPr>
+          <w:rFonts w:ascii="Calibri" w:hAnsi="Calibri" w:cs="Calibri"/>
+          <w:sz w:val="22"/>
+          <w:szCs w:val="22"/>
+          <w:lang w:val="en-US"/>
+        </w:rPr>
+        <w:t>,</w:t>
       </w:r>
       <w:r>
         <w:rPr>
@@ -1326,7 +1565,7 @@
           <w:szCs w:val="22"/>
           <w:lang w:val="en-US"/>
         </w:rPr>
-        <w:t>And</w:t>
+        <w:t>Then</w:t>
       </w:r>
       <w:r>
         <w:rPr>
@@ -1475,21 +1714,64 @@
       <w:pPr>
         <w:spacing w:before="100" w:beforeAutospacing="1" w:after="100" w:afterAutospacing="1"/>
         <w:ind w:left="360"/>
-      </w:pPr>
+        <w:rPr>
+          <w:b/>
+          <w:bCs/>
+          <w:i/>
+          <w:iCs/>
+        </w:rPr>
+      </w:pPr>
+      <w:r>
+        <w:rPr>
+          <w:rFonts w:ascii="Calibri" w:hAnsi="Calibri" w:cs="Calibri"/>
+          <w:b/>
+          <w:bCs/>
+          <w:i/>
+          <w:iCs/>
+          <w:sz w:val="22"/>
+          <w:szCs w:val="22"/>
+        </w:rPr>
+        <w:lastRenderedPageBreak/>
+        <w:t xml:space="preserve">9)  Read the paper Perner, 2013, on comparing decision trees. Does the proposed similarity measure find that your previous analysis is correct? </w:t>
+      </w:r>
     </w:p>
     <w:p>
       <w:pPr>
         <w:spacing w:before="100" w:beforeAutospacing="1" w:after="100" w:afterAutospacing="1"/>
         <w:ind w:left="360"/>
-      </w:pPr>
-      <w:r>
-        <w:rPr>
-          <w:rFonts w:ascii="Calibri" w:hAnsi="Calibri" w:cs="Calibri"/>
-          <w:sz w:val="22"/>
-          <w:szCs w:val="22"/>
-        </w:rPr>
-        <w:lastRenderedPageBreak/>
-        <w:t xml:space="preserve">9)  Read the paper Perner, 2013, on comparing decision trees. Does the proposed similarity measure find that your previous analysis is correct? </w:t>
+        <w:rPr>
+          <w:rFonts w:ascii="Calibri" w:hAnsi="Calibri" w:cs="Calibri"/>
+          <w:sz w:val="22"/>
+          <w:szCs w:val="22"/>
+          <w:lang w:val="en-US"/>
+        </w:rPr>
+      </w:pPr>
+      <w:r>
+        <w:rPr>
+          <w:rFonts w:ascii="Calibri" w:hAnsi="Calibri" w:cs="Calibri"/>
+          <w:sz w:val="22"/>
+          <w:szCs w:val="22"/>
+          <w:lang w:val="en-US"/>
+        </w:rPr>
+        <w:t xml:space="preserve">Let’s try to calculate the similarity </w:t>
+      </w:r>
+      <w:r>
+        <w:rPr>
+          <w:rFonts w:ascii="Calibri" w:hAnsi="Calibri" w:cs="Calibri"/>
+          <w:sz w:val="22"/>
+          <w:szCs w:val="22"/>
+          <w:lang w:val="en-US"/>
+        </w:rPr>
+        <w:t xml:space="preserve">metric </w:t>
+      </w:r>
+      <w:r>
+        <w:rPr>
+          <w:rFonts w:ascii="Calibri" w:hAnsi="Calibri" w:cs="Calibri"/>
+          <w:sz w:val="22"/>
+          <w:szCs w:val="22"/>
+          <w:lang w:val="en-US"/>
+        </w:rPr>
+        <w:t>defined by the author on the previous decision trees.</w:t>
       </w:r>
     </w:p>
     <w:p>
@@ -1510,7 +1792,151 @@
           <w:szCs w:val="22"/>
           <w:lang w:val="en-US"/>
         </w:rPr>
-        <w:t>Let’s try to calculate the similarity defined by the author on the previous decision trees.</w:t>
+        <w:t xml:space="preserve">For the 10-90 split data, the similarity between the gini tree and entropy tree is </w:t>
+      </w:r>
+      <w:r>
+        <w:rPr>
+          <w:rFonts w:ascii="Calibri" w:hAnsi="Calibri" w:cs="Calibri"/>
+          <w:sz w:val="22"/>
+          <w:szCs w:val="22"/>
+          <w:lang w:val="en-US"/>
+        </w:rPr>
+        <w:t>1 since they’re completely the same.</w:t>
+      </w:r>
+      <w:r>
+        <w:rPr>
+          <w:rFonts w:ascii="Calibri" w:hAnsi="Calibri" w:cs="Calibri"/>
+          <w:sz w:val="22"/>
+          <w:szCs w:val="22"/>
+          <w:lang w:val="en-US"/>
+        </w:rPr>
+        <w:t xml:space="preserve"> While f</w:t>
+      </w:r>
+      <w:r>
+        <w:rPr>
+          <w:rFonts w:ascii="Calibri" w:hAnsi="Calibri" w:cs="Calibri"/>
+          <w:sz w:val="22"/>
+          <w:szCs w:val="22"/>
+          <w:lang w:val="en-US"/>
+        </w:rPr>
+        <w:t xml:space="preserve">or the 70-30 split, the similarity between gini tree and entropy tree </w:t>
+      </w:r>
+      <w:r>
+        <w:rPr>
+          <w:rFonts w:ascii="Calibri" w:hAnsi="Calibri" w:cs="Calibri"/>
+          <w:sz w:val="22"/>
+          <w:szCs w:val="22"/>
+          <w:lang w:val="en-US"/>
+        </w:rPr>
+        <w:t xml:space="preserve">of </w:t>
+      </w:r>
+      <w:r>
+        <w:rPr>
+          <w:rFonts w:ascii="Calibri" w:hAnsi="Calibri" w:cs="Calibri"/>
+          <w:sz w:val="22"/>
+          <w:szCs w:val="22"/>
+          <w:lang w:val="en-US"/>
+        </w:rPr>
+        <w:t>3</w:t>
+      </w:r>
+      <w:r>
+        <w:rPr>
+          <w:rFonts w:ascii="Calibri" w:hAnsi="Calibri" w:cs="Calibri"/>
+          <w:sz w:val="22"/>
+          <w:szCs w:val="22"/>
+          <w:lang w:val="en-US"/>
+        </w:rPr>
+        <w:t xml:space="preserve"> layers </w:t>
+      </w:r>
+      <w:r>
+        <w:rPr>
+          <w:rFonts w:ascii="Calibri" w:hAnsi="Calibri" w:cs="Calibri"/>
+          <w:sz w:val="22"/>
+          <w:szCs w:val="22"/>
+          <w:lang w:val="en-US"/>
+        </w:rPr>
+        <w:t>would be</w:t>
+      </w:r>
+      <w:r>
+        <w:rPr>
+          <w:rFonts w:ascii="Calibri" w:hAnsi="Calibri" w:cs="Calibri"/>
+          <w:sz w:val="22"/>
+          <w:szCs w:val="22"/>
+          <w:lang w:val="en-US"/>
+        </w:rPr>
+        <w:t>: avg(0.9832 +</w:t>
+      </w:r>
+      <w:r>
+        <w:rPr>
+          <w:rFonts w:ascii="Calibri" w:hAnsi="Calibri" w:cs="Calibri"/>
+          <w:sz w:val="22"/>
+          <w:szCs w:val="22"/>
+          <w:lang w:val="en-US"/>
+        </w:rPr>
+        <w:t xml:space="preserve"> 1 +</w:t>
+      </w:r>
+      <w:r>
+        <w:rPr>
+          <w:rFonts w:ascii="Calibri" w:hAnsi="Calibri" w:cs="Calibri"/>
+          <w:sz w:val="22"/>
+          <w:szCs w:val="22"/>
+          <w:lang w:val="en-US"/>
+        </w:rPr>
+        <w:t xml:space="preserve"> 0.999055 + 0.66572) = </w:t>
+      </w:r>
+      <w:r>
+        <w:rPr>
+          <w:rFonts w:ascii="Calibri" w:hAnsi="Calibri" w:cs="Calibri"/>
+          <w:sz w:val="22"/>
+          <w:szCs w:val="22"/>
+          <w:lang w:val="en-US"/>
+        </w:rPr>
+        <w:t>0.912</w:t>
+      </w:r>
+      <w:r>
+        <w:rPr>
+          <w:rFonts w:ascii="Calibri" w:hAnsi="Calibri" w:cs="Calibri"/>
+          <w:sz w:val="22"/>
+          <w:szCs w:val="22"/>
+          <w:lang w:val="en-US"/>
+        </w:rPr>
+        <w:t xml:space="preserve">. In this way, the metric does </w:t>
+      </w:r>
+      <w:r>
+        <w:rPr>
+          <w:rFonts w:ascii="Calibri" w:hAnsi="Calibri" w:cs="Calibri"/>
+          <w:sz w:val="22"/>
+          <w:szCs w:val="22"/>
+          <w:lang w:val="en-US"/>
+        </w:rPr>
+        <w:t>reasonably</w:t>
+      </w:r>
+      <w:r>
+        <w:rPr>
+          <w:rFonts w:ascii="Calibri" w:hAnsi="Calibri" w:cs="Calibri"/>
+          <w:sz w:val="22"/>
+          <w:szCs w:val="22"/>
+          <w:lang w:val="en-US"/>
+        </w:rPr>
+        <w:t xml:space="preserve"> </w:t>
+      </w:r>
+      <w:r>
+        <w:rPr>
+          <w:rFonts w:ascii="Calibri" w:hAnsi="Calibri" w:cs="Calibri"/>
+          <w:sz w:val="22"/>
+          <w:szCs w:val="22"/>
+          <w:lang w:val="en-US"/>
+        </w:rPr>
+        <w:t>quantify how similar two decision trees look like</w:t>
+      </w:r>
+      <w:r>
+        <w:rPr>
+          <w:rFonts w:ascii="Calibri" w:hAnsi="Calibri" w:cs="Calibri"/>
+          <w:sz w:val="22"/>
+          <w:szCs w:val="22"/>
+          <w:lang w:val="en-US"/>
+        </w:rPr>
+        <w:t>.</w:t>
       </w:r>
     </w:p>
     <w:p>
@@ -1519,100 +1945,25 @@
         <w:ind w:left="360"/>
         <w:rPr>
           <w:rFonts w:ascii="Calibri" w:hAnsi="Calibri" w:cs="Calibri"/>
-          <w:sz w:val="22"/>
-          <w:szCs w:val="22"/>
-          <w:lang w:val="en-US"/>
-        </w:rPr>
-      </w:pPr>
-      <w:r>
-        <w:rPr>
-          <w:rFonts w:ascii="Calibri" w:hAnsi="Calibri" w:cs="Calibri"/>
-          <w:sz w:val="22"/>
-          <w:szCs w:val="22"/>
-          <w:lang w:val="en-US"/>
-        </w:rPr>
-        <w:t xml:space="preserve">For the 10-90 split data, the similarity between the gini tree and entropy tree is </w:t>
-      </w:r>
-      <w:r>
-        <w:rPr>
-          <w:rFonts w:ascii="Calibri" w:hAnsi="Calibri" w:cs="Calibri"/>
-          <w:sz w:val="22"/>
-          <w:szCs w:val="22"/>
-          <w:lang w:val="en-US"/>
-        </w:rPr>
-        <w:t>1 since they’re completely the same.</w:t>
-      </w:r>
-      <w:r>
-        <w:rPr>
-          <w:rFonts w:ascii="Calibri" w:hAnsi="Calibri" w:cs="Calibri"/>
-          <w:sz w:val="22"/>
-          <w:szCs w:val="22"/>
-          <w:lang w:val="en-US"/>
-        </w:rPr>
-        <w:t xml:space="preserve"> While f</w:t>
-      </w:r>
-      <w:r>
-        <w:rPr>
-          <w:rFonts w:ascii="Calibri" w:hAnsi="Calibri" w:cs="Calibri"/>
-          <w:sz w:val="22"/>
-          <w:szCs w:val="22"/>
-          <w:lang w:val="en-US"/>
-        </w:rPr>
-        <w:t>or the 70-30 split, the similarity between gini tree and entropy tree is</w:t>
-      </w:r>
-      <w:r>
-        <w:rPr>
-          <w:rFonts w:ascii="Calibri" w:hAnsi="Calibri" w:cs="Calibri"/>
-          <w:sz w:val="22"/>
-          <w:szCs w:val="22"/>
-          <w:lang w:val="en-US"/>
-        </w:rPr>
-        <w:t>: avg(0.9832 + 0.999055 + 0.66572) = 0.883</w:t>
-      </w:r>
-      <w:r>
-        <w:rPr>
-          <w:rFonts w:ascii="Calibri" w:hAnsi="Calibri" w:cs="Calibri"/>
-          <w:sz w:val="22"/>
-          <w:szCs w:val="22"/>
-          <w:lang w:val="en-US"/>
-        </w:rPr>
-        <w:t xml:space="preserve">. In this way, the metric does </w:t>
-      </w:r>
-      <w:r>
-        <w:rPr>
-          <w:rFonts w:ascii="Calibri" w:hAnsi="Calibri" w:cs="Calibri"/>
-          <w:sz w:val="22"/>
-          <w:szCs w:val="22"/>
-          <w:lang w:val="en-US"/>
-        </w:rPr>
-        <w:t>reasonably</w:t>
-      </w:r>
-      <w:r>
-        <w:rPr>
-          <w:rFonts w:ascii="Calibri" w:hAnsi="Calibri" w:cs="Calibri"/>
-          <w:sz w:val="22"/>
-          <w:szCs w:val="22"/>
-          <w:lang w:val="en-US"/>
-        </w:rPr>
-        <w:t xml:space="preserve"> </w:t>
-      </w:r>
-      <w:r>
-        <w:rPr>
-          <w:rFonts w:ascii="Calibri" w:hAnsi="Calibri" w:cs="Calibri"/>
-          <w:sz w:val="22"/>
-          <w:szCs w:val="22"/>
-          <w:lang w:val="en-US"/>
-        </w:rPr>
-        <w:t>quantify how similar two decision trees look like</w:t>
-      </w:r>
-      <w:r>
-        <w:rPr>
-          <w:rFonts w:ascii="Calibri" w:hAnsi="Calibri" w:cs="Calibri"/>
-          <w:sz w:val="22"/>
-          <w:szCs w:val="22"/>
-          <w:lang w:val="en-US"/>
-        </w:rPr>
-        <w:t>.</w:t>
+          <w:b/>
+          <w:bCs/>
+          <w:i/>
+          <w:iCs/>
+          <w:sz w:val="22"/>
+          <w:szCs w:val="22"/>
+        </w:rPr>
+      </w:pPr>
+      <w:r>
+        <w:rPr>
+          <w:rFonts w:ascii="Calibri" w:hAnsi="Calibri" w:cs="Calibri"/>
+          <w:b/>
+          <w:bCs/>
+          <w:i/>
+          <w:iCs/>
+          <w:sz w:val="22"/>
+          <w:szCs w:val="22"/>
+        </w:rPr>
+        <w:t xml:space="preserve">10)  Are there problems with Perner, 2013, that you could improve upon? How about if there are different amounts of data in one tree? While Perner focuses on rules, what other measures could you use? </w:t>
       </w:r>
     </w:p>
     <w:p>
@@ -1623,15 +1974,480 @@
           <w:rFonts w:ascii="Calibri" w:hAnsi="Calibri" w:cs="Calibri"/>
           <w:sz w:val="22"/>
           <w:szCs w:val="22"/>
-        </w:rPr>
-      </w:pPr>
-      <w:r>
-        <w:rPr>
-          <w:rFonts w:ascii="Calibri" w:hAnsi="Calibri" w:cs="Calibri"/>
-          <w:sz w:val="22"/>
-          <w:szCs w:val="22"/>
-        </w:rPr>
-        <w:t xml:space="preserve">10)  Are there problems with Perner, 2013, that you could improve upon? How about if there are different amounts of data in one tree? While Perner focuses on rules, what other measures could you use? </w:t>
+          <w:lang w:val="en-US"/>
+        </w:rPr>
+      </w:pPr>
+      <w:r>
+        <w:rPr>
+          <w:rFonts w:ascii="Calibri" w:hAnsi="Calibri" w:cs="Calibri"/>
+          <w:sz w:val="22"/>
+          <w:szCs w:val="22"/>
+          <w:lang w:val="en-US"/>
+        </w:rPr>
+        <w:t>This similarity metric</w:t>
+      </w:r>
+      <w:r>
+        <w:rPr>
+          <w:rFonts w:ascii="Calibri" w:hAnsi="Calibri" w:cs="Calibri"/>
+          <w:sz w:val="22"/>
+          <w:szCs w:val="22"/>
+          <w:lang w:val="en-US"/>
+        </w:rPr>
+        <w:t xml:space="preserve"> considers </w:t>
+      </w:r>
+      <w:r>
+        <w:rPr>
+          <w:rFonts w:ascii="Calibri" w:hAnsi="Calibri" w:cs="Calibri"/>
+          <w:sz w:val="22"/>
+          <w:szCs w:val="22"/>
+          <w:lang w:val="en-US"/>
+        </w:rPr>
+        <w:t>the Sim</w:t>
+      </w:r>
+      <w:r>
+        <w:rPr>
+          <w:rFonts w:ascii="Calibri" w:hAnsi="Calibri" w:cs="Calibri"/>
+          <w:sz w:val="22"/>
+          <w:szCs w:val="22"/>
+          <w:vertAlign w:val="subscript"/>
+          <w:lang w:val="en-US"/>
+        </w:rPr>
+        <w:t xml:space="preserve">d1,d2 </w:t>
+      </w:r>
+      <w:r>
+        <w:rPr>
+          <w:rFonts w:ascii="Calibri" w:hAnsi="Calibri" w:cs="Calibri"/>
+          <w:sz w:val="22"/>
+          <w:szCs w:val="22"/>
+        </w:rPr>
+        <w:t xml:space="preserve"> </w:t>
+      </w:r>
+      <w:r>
+        <w:rPr>
+          <w:rFonts w:ascii="Calibri" w:hAnsi="Calibri" w:cs="Calibri"/>
+          <w:sz w:val="22"/>
+          <w:szCs w:val="22"/>
+        </w:rPr>
+        <w:t>t</w:t>
+      </w:r>
+      <w:r>
+        <w:rPr>
+          <w:rFonts w:ascii="Calibri" w:hAnsi="Calibri" w:cs="Calibri"/>
+          <w:sz w:val="22"/>
+          <w:szCs w:val="22"/>
+          <w:lang w:val="en-US"/>
+        </w:rPr>
+        <w:t xml:space="preserve">o be the average of every max </w:t>
+      </w:r>
+      <w:proofErr w:type="spellStart"/>
+      <w:r>
+        <w:rPr>
+          <w:rFonts w:ascii="Calibri" w:hAnsi="Calibri" w:cs="Calibri"/>
+          <w:sz w:val="22"/>
+          <w:szCs w:val="22"/>
+          <w:lang w:val="en-US"/>
+        </w:rPr>
+        <w:t>Sim</w:t>
+      </w:r>
+      <w:r>
+        <w:rPr>
+          <w:rFonts w:ascii="Calibri" w:hAnsi="Calibri" w:cs="Calibri"/>
+          <w:sz w:val="22"/>
+          <w:szCs w:val="22"/>
+          <w:vertAlign w:val="subscript"/>
+          <w:lang w:val="en-US"/>
+        </w:rPr>
+        <w:t>ij</w:t>
+      </w:r>
+      <w:proofErr w:type="spellEnd"/>
+      <w:r>
+        <w:rPr>
+          <w:rFonts w:ascii="Calibri" w:hAnsi="Calibri" w:cs="Calibri"/>
+          <w:sz w:val="22"/>
+          <w:szCs w:val="22"/>
+          <w:vertAlign w:val="subscript"/>
+          <w:lang w:val="en-US"/>
+        </w:rPr>
+        <w:t xml:space="preserve"> </w:t>
+      </w:r>
+      <w:r>
+        <w:rPr>
+          <w:rFonts w:ascii="Calibri" w:hAnsi="Calibri" w:cs="Calibri"/>
+          <w:sz w:val="22"/>
+          <w:szCs w:val="22"/>
+          <w:lang w:val="en-US"/>
+        </w:rPr>
+        <w:t xml:space="preserve">for each </w:t>
+      </w:r>
+      <w:proofErr w:type="spellStart"/>
+      <w:r>
+        <w:rPr>
+          <w:rFonts w:ascii="Calibri" w:hAnsi="Calibri" w:cs="Calibri"/>
+          <w:sz w:val="22"/>
+          <w:szCs w:val="22"/>
+          <w:lang w:val="en-US"/>
+        </w:rPr>
+        <w:t xml:space="preserve">rule. </w:t>
+      </w:r>
+      <w:r>
+        <w:rPr>
+          <w:rFonts w:ascii="Calibri" w:hAnsi="Calibri" w:cs="Calibri"/>
+          <w:sz w:val="22"/>
+          <w:szCs w:val="22"/>
+          <w:lang w:val="en-US"/>
+        </w:rPr>
+        <w:t>So</w:t>
+      </w:r>
+      <w:proofErr w:type="spellEnd"/>
+      <w:r>
+        <w:rPr>
+          <w:rFonts w:ascii="Calibri" w:hAnsi="Calibri" w:cs="Calibri"/>
+          <w:sz w:val="22"/>
+          <w:szCs w:val="22"/>
+          <w:lang w:val="en-US"/>
+        </w:rPr>
+        <w:t xml:space="preserve"> a decision tree </w:t>
+      </w:r>
+      <w:r>
+        <w:rPr>
+          <w:rFonts w:ascii="Calibri" w:hAnsi="Calibri" w:cs="Calibri"/>
+          <w:sz w:val="22"/>
+          <w:szCs w:val="22"/>
+          <w:lang w:val="en-US"/>
+        </w:rPr>
+        <w:t>D</w:t>
+      </w:r>
+      <w:r>
+        <w:rPr>
+          <w:rFonts w:ascii="Calibri" w:hAnsi="Calibri" w:cs="Calibri"/>
+          <w:sz w:val="22"/>
+          <w:szCs w:val="22"/>
+          <w:vertAlign w:val="subscript"/>
+          <w:lang w:val="en-US"/>
+        </w:rPr>
+        <w:t>1</w:t>
+      </w:r>
+      <w:r>
+        <w:rPr>
+          <w:rFonts w:ascii="Calibri" w:hAnsi="Calibri" w:cs="Calibri"/>
+          <w:sz w:val="22"/>
+          <w:szCs w:val="22"/>
+          <w:lang w:val="en-US"/>
+        </w:rPr>
+        <w:t xml:space="preserve"> </w:t>
+      </w:r>
+      <w:r>
+        <w:rPr>
+          <w:rFonts w:ascii="Calibri" w:hAnsi="Calibri" w:cs="Calibri"/>
+          <w:sz w:val="22"/>
+          <w:szCs w:val="22"/>
+          <w:lang w:val="en-US"/>
+        </w:rPr>
+        <w:t>could achieve a very high similarity</w:t>
+      </w:r>
+      <w:r>
+        <w:rPr>
+          <w:rFonts w:ascii="Calibri" w:hAnsi="Calibri" w:cs="Calibri"/>
+          <w:sz w:val="22"/>
+          <w:szCs w:val="22"/>
+          <w:lang w:val="en-US"/>
+        </w:rPr>
+        <w:t xml:space="preserve"> score with another </w:t>
+      </w:r>
+      <w:r>
+        <w:rPr>
+          <w:rFonts w:ascii="Calibri" w:hAnsi="Calibri" w:cs="Calibri"/>
+          <w:sz w:val="22"/>
+          <w:szCs w:val="22"/>
+          <w:lang w:val="en-US"/>
+        </w:rPr>
+        <w:t>tree D</w:t>
+      </w:r>
+      <w:r>
+        <w:rPr>
+          <w:rFonts w:ascii="Calibri" w:hAnsi="Calibri" w:cs="Calibri"/>
+          <w:sz w:val="22"/>
+          <w:szCs w:val="22"/>
+          <w:vertAlign w:val="subscript"/>
+          <w:lang w:val="en-US"/>
+        </w:rPr>
+        <w:t>2</w:t>
+      </w:r>
+      <w:r>
+        <w:rPr>
+          <w:rFonts w:ascii="Calibri" w:hAnsi="Calibri" w:cs="Calibri"/>
+          <w:sz w:val="22"/>
+          <w:szCs w:val="22"/>
+          <w:lang w:val="en-US"/>
+        </w:rPr>
+        <w:t xml:space="preserve"> if </w:t>
+      </w:r>
+      <w:r>
+        <w:rPr>
+          <w:rFonts w:ascii="Calibri" w:hAnsi="Calibri" w:cs="Calibri"/>
+          <w:sz w:val="22"/>
+          <w:szCs w:val="22"/>
+          <w:lang w:val="en-US"/>
+        </w:rPr>
+        <w:t xml:space="preserve">every single </w:t>
+      </w:r>
+      <w:r>
+        <w:rPr>
+          <w:rFonts w:ascii="Calibri" w:hAnsi="Calibri" w:cs="Calibri"/>
+          <w:sz w:val="22"/>
+          <w:szCs w:val="22"/>
+          <w:lang w:val="en-US"/>
+        </w:rPr>
+        <w:t>rule</w:t>
+      </w:r>
+      <w:r>
+        <w:rPr>
+          <w:rFonts w:ascii="Calibri" w:hAnsi="Calibri" w:cs="Calibri"/>
+          <w:sz w:val="22"/>
+          <w:szCs w:val="22"/>
+          <w:lang w:val="en-US"/>
+        </w:rPr>
+        <w:t xml:space="preserve"> in D</w:t>
+      </w:r>
+      <w:r>
+        <w:rPr>
+          <w:rFonts w:ascii="Calibri" w:hAnsi="Calibri" w:cs="Calibri"/>
+          <w:sz w:val="22"/>
+          <w:szCs w:val="22"/>
+          <w:vertAlign w:val="subscript"/>
+          <w:lang w:val="en-US"/>
+        </w:rPr>
+        <w:t>1</w:t>
+      </w:r>
+      <w:r>
+        <w:rPr>
+          <w:rFonts w:ascii="Calibri" w:hAnsi="Calibri" w:cs="Calibri"/>
+          <w:sz w:val="22"/>
+          <w:szCs w:val="22"/>
+          <w:lang w:val="en-US"/>
+        </w:rPr>
+        <w:t xml:space="preserve"> </w:t>
+      </w:r>
+      <w:r>
+        <w:rPr>
+          <w:rFonts w:ascii="Calibri" w:hAnsi="Calibri" w:cs="Calibri"/>
+          <w:sz w:val="22"/>
+          <w:szCs w:val="22"/>
+          <w:lang w:val="en-US"/>
+        </w:rPr>
+        <w:t xml:space="preserve">has a close </w:t>
+      </w:r>
+      <w:r>
+        <w:rPr>
+          <w:rFonts w:ascii="Calibri" w:hAnsi="Calibri" w:cs="Calibri"/>
+          <w:sz w:val="22"/>
+          <w:szCs w:val="22"/>
+          <w:lang w:val="en-US"/>
+        </w:rPr>
+        <w:t>resemblance</w:t>
+      </w:r>
+      <w:r>
+        <w:rPr>
+          <w:rFonts w:ascii="Calibri" w:hAnsi="Calibri" w:cs="Calibri"/>
+          <w:sz w:val="22"/>
+          <w:szCs w:val="22"/>
+          <w:lang w:val="en-US"/>
+        </w:rPr>
+        <w:t xml:space="preserve"> </w:t>
+      </w:r>
+      <w:r>
+        <w:rPr>
+          <w:rFonts w:ascii="Calibri" w:hAnsi="Calibri" w:cs="Calibri"/>
+          <w:sz w:val="22"/>
+          <w:szCs w:val="22"/>
+          <w:lang w:val="en-US"/>
+        </w:rPr>
+        <w:t xml:space="preserve">in </w:t>
+      </w:r>
+      <w:r>
+        <w:rPr>
+          <w:rFonts w:ascii="Calibri" w:hAnsi="Calibri" w:cs="Calibri"/>
+          <w:sz w:val="22"/>
+          <w:szCs w:val="22"/>
+          <w:lang w:val="en-US"/>
+        </w:rPr>
+        <w:t>D2</w:t>
+      </w:r>
+      <w:r>
+        <w:rPr>
+          <w:rFonts w:ascii="Calibri" w:hAnsi="Calibri" w:cs="Calibri"/>
+          <w:sz w:val="22"/>
+          <w:szCs w:val="22"/>
+          <w:lang w:val="en-US"/>
+        </w:rPr>
+        <w:t>.</w:t>
+      </w:r>
+      <w:r>
+        <w:rPr>
+          <w:rFonts w:ascii="Calibri" w:hAnsi="Calibri" w:cs="Calibri"/>
+          <w:sz w:val="22"/>
+          <w:szCs w:val="22"/>
+          <w:lang w:val="en-US"/>
+        </w:rPr>
+        <w:t xml:space="preserve"> A special case is that, D</w:t>
+      </w:r>
+      <w:r>
+        <w:rPr>
+          <w:rFonts w:ascii="Calibri" w:hAnsi="Calibri" w:cs="Calibri"/>
+          <w:sz w:val="22"/>
+          <w:szCs w:val="22"/>
+          <w:vertAlign w:val="subscript"/>
+          <w:lang w:val="en-US"/>
+        </w:rPr>
+        <w:t>1</w:t>
+      </w:r>
+      <w:r>
+        <w:rPr>
+          <w:rFonts w:ascii="Calibri" w:hAnsi="Calibri" w:cs="Calibri"/>
+          <w:sz w:val="22"/>
+          <w:szCs w:val="22"/>
+          <w:lang w:val="en-US"/>
+        </w:rPr>
+        <w:t xml:space="preserve"> </w:t>
+      </w:r>
+      <w:r>
+        <w:rPr>
+          <w:rFonts w:ascii="Calibri" w:hAnsi="Calibri" w:cs="Calibri"/>
+          <w:sz w:val="22"/>
+          <w:szCs w:val="22"/>
+          <w:lang w:val="en-US"/>
+        </w:rPr>
+        <w:t>would get a high score if</w:t>
+      </w:r>
+      <w:r>
+        <w:rPr>
+          <w:rFonts w:ascii="Calibri" w:hAnsi="Calibri" w:cs="Calibri"/>
+          <w:sz w:val="22"/>
+          <w:szCs w:val="22"/>
+          <w:lang w:val="en-US"/>
+        </w:rPr>
+        <w:t xml:space="preserve"> resembl</w:t>
+      </w:r>
+      <w:r>
+        <w:rPr>
+          <w:rFonts w:ascii="Calibri" w:hAnsi="Calibri" w:cs="Calibri"/>
+          <w:sz w:val="22"/>
+          <w:szCs w:val="22"/>
+          <w:lang w:val="en-US"/>
+        </w:rPr>
+        <w:t>ing</w:t>
+      </w:r>
+      <w:r>
+        <w:rPr>
+          <w:rFonts w:ascii="Calibri" w:hAnsi="Calibri" w:cs="Calibri"/>
+          <w:sz w:val="22"/>
+          <w:szCs w:val="22"/>
+          <w:lang w:val="en-US"/>
+        </w:rPr>
+        <w:t xml:space="preserve"> a subtree in D</w:t>
+      </w:r>
+      <w:r>
+        <w:rPr>
+          <w:rFonts w:ascii="Calibri" w:hAnsi="Calibri" w:cs="Calibri"/>
+          <w:sz w:val="22"/>
+          <w:szCs w:val="22"/>
+          <w:vertAlign w:val="subscript"/>
+          <w:lang w:val="en-US"/>
+        </w:rPr>
+        <w:t>2</w:t>
+      </w:r>
+      <w:r>
+        <w:rPr>
+          <w:rFonts w:ascii="Calibri" w:hAnsi="Calibri" w:cs="Calibri"/>
+          <w:sz w:val="22"/>
+          <w:szCs w:val="22"/>
+          <w:vertAlign w:val="subscript"/>
+          <w:lang w:val="en-US"/>
+        </w:rPr>
+        <w:t xml:space="preserve"> </w:t>
+      </w:r>
+      <w:r>
+        <w:rPr>
+          <w:rFonts w:ascii="Calibri" w:hAnsi="Calibri" w:cs="Calibri"/>
+          <w:sz w:val="22"/>
+          <w:szCs w:val="22"/>
+          <w:lang w:val="en-US"/>
+        </w:rPr>
+        <w:t xml:space="preserve">, </w:t>
+      </w:r>
+      <w:r>
+        <w:rPr>
+          <w:rFonts w:ascii="Calibri" w:hAnsi="Calibri" w:cs="Calibri"/>
+          <w:sz w:val="22"/>
+          <w:szCs w:val="22"/>
+          <w:lang w:val="en-US"/>
+        </w:rPr>
+        <w:t>while</w:t>
+      </w:r>
+      <w:r>
+        <w:rPr>
+          <w:rFonts w:ascii="Calibri" w:hAnsi="Calibri" w:cs="Calibri"/>
+          <w:sz w:val="22"/>
+          <w:szCs w:val="22"/>
+          <w:lang w:val="en-US"/>
+        </w:rPr>
+        <w:t xml:space="preserve"> D</w:t>
+      </w:r>
+      <w:r>
+        <w:rPr>
+          <w:rFonts w:ascii="Calibri" w:hAnsi="Calibri" w:cs="Calibri"/>
+          <w:sz w:val="22"/>
+          <w:szCs w:val="22"/>
+          <w:vertAlign w:val="subscript"/>
+          <w:lang w:val="en-US"/>
+        </w:rPr>
+        <w:t>2</w:t>
+      </w:r>
+      <w:r>
+        <w:rPr>
+          <w:rFonts w:ascii="Calibri" w:hAnsi="Calibri" w:cs="Calibri"/>
+          <w:sz w:val="22"/>
+          <w:szCs w:val="22"/>
+          <w:lang w:val="en-US"/>
+        </w:rPr>
+        <w:t xml:space="preserve"> could contain far more </w:t>
+      </w:r>
+      <w:r>
+        <w:rPr>
+          <w:rFonts w:ascii="Calibri" w:hAnsi="Calibri" w:cs="Calibri"/>
+          <w:sz w:val="22"/>
+          <w:szCs w:val="22"/>
+          <w:lang w:val="en-US"/>
+        </w:rPr>
+        <w:t xml:space="preserve">other </w:t>
+      </w:r>
+      <w:r>
+        <w:rPr>
+          <w:rFonts w:ascii="Calibri" w:hAnsi="Calibri" w:cs="Calibri"/>
+          <w:sz w:val="22"/>
+          <w:szCs w:val="22"/>
+          <w:lang w:val="en-US"/>
+        </w:rPr>
+        <w:t>branches and leaves to differ from D</w:t>
+      </w:r>
+      <w:r>
+        <w:rPr>
+          <w:rFonts w:ascii="Calibri" w:hAnsi="Calibri" w:cs="Calibri"/>
+          <w:sz w:val="22"/>
+          <w:szCs w:val="22"/>
+          <w:vertAlign w:val="subscript"/>
+          <w:lang w:val="en-US"/>
+        </w:rPr>
+        <w:t>1</w:t>
+      </w:r>
+      <w:r>
+        <w:rPr>
+          <w:rFonts w:ascii="Calibri" w:hAnsi="Calibri" w:cs="Calibri"/>
+          <w:sz w:val="22"/>
+          <w:szCs w:val="22"/>
+          <w:lang w:val="en-US"/>
+        </w:rPr>
+        <w:t>.</w:t>
       </w:r>
     </w:p>
     <w:p>
@@ -1652,25 +2468,7 @@
           <w:szCs w:val="22"/>
           <w:lang w:val="en-US"/>
         </w:rPr>
-        <w:t>This similarity metric</w:t>
-      </w:r>
-      <w:r>
-        <w:rPr>
-          <w:rFonts w:ascii="Calibri" w:hAnsi="Calibri" w:cs="Calibri"/>
-          <w:sz w:val="22"/>
-          <w:szCs w:val="22"/>
-          <w:lang w:val="en-US"/>
-        </w:rPr>
-        <w:t xml:space="preserve"> considers </w:t>
-      </w:r>
-      <w:r>
-        <w:rPr>
-          <w:rFonts w:ascii="Calibri" w:hAnsi="Calibri" w:cs="Calibri"/>
-          <w:sz w:val="22"/>
-          <w:szCs w:val="22"/>
-          <w:lang w:val="en-US"/>
-        </w:rPr>
-        <w:t>the Sim</w:t>
+        <w:t>This could be achieved specially when D</w:t>
       </w:r>
       <w:r>
         <w:rPr>
@@ -1680,13 +2478,43 @@
           <w:vertAlign w:val="subscript"/>
           <w:lang w:val="en-US"/>
         </w:rPr>
-        <w:t xml:space="preserve">d1,d2 </w:t>
-      </w:r>
-      <w:r>
-        <w:rPr>
-          <w:rFonts w:ascii="Calibri" w:hAnsi="Calibri" w:cs="Calibri"/>
-          <w:sz w:val="22"/>
-          <w:szCs w:val="22"/>
+        <w:t>2</w:t>
+      </w:r>
+      <w:r>
+        <w:rPr>
+          <w:rFonts w:ascii="Calibri" w:hAnsi="Calibri" w:cs="Calibri"/>
+          <w:sz w:val="22"/>
+          <w:szCs w:val="22"/>
+          <w:lang w:val="en-US"/>
+        </w:rPr>
+        <w:t xml:space="preserve"> is built on some more </w:t>
+      </w:r>
+      <w:r>
+        <w:rPr>
+          <w:rFonts w:ascii="Calibri" w:hAnsi="Calibri" w:cs="Calibri"/>
+          <w:sz w:val="22"/>
+          <w:szCs w:val="22"/>
+          <w:lang w:val="en-US"/>
+        </w:rPr>
+        <w:t>training data, whose patterns don’t conflict with the original data set, so a new entire branch could be grown and differentiates it from D</w:t>
+      </w:r>
+      <w:r>
+        <w:rPr>
+          <w:rFonts w:ascii="Calibri" w:hAnsi="Calibri" w:cs="Calibri"/>
+          <w:sz w:val="22"/>
+          <w:szCs w:val="22"/>
+          <w:vertAlign w:val="subscript"/>
+          <w:lang w:val="en-US"/>
+        </w:rPr>
+        <w:t>1</w:t>
+      </w:r>
+      <w:r>
+        <w:rPr>
+          <w:rFonts w:ascii="Calibri" w:hAnsi="Calibri" w:cs="Calibri"/>
+          <w:sz w:val="22"/>
+          <w:szCs w:val="22"/>
+          <w:vertAlign w:val="subscript"/>
+          <w:lang w:val="en-US"/>
         </w:rPr>
         <w:t xml:space="preserve"> </w:t>
       </w:r>
@@ -1695,55 +2523,9 @@
           <w:rFonts w:ascii="Calibri" w:hAnsi="Calibri" w:cs="Calibri"/>
           <w:sz w:val="22"/>
           <w:szCs w:val="22"/>
-        </w:rPr>
-        <w:t>t</w:t>
-      </w:r>
-      <w:r>
-        <w:rPr>
-          <w:rFonts w:ascii="Calibri" w:hAnsi="Calibri" w:cs="Calibri"/>
-          <w:sz w:val="22"/>
-          <w:szCs w:val="22"/>
-          <w:lang w:val="en-US"/>
-        </w:rPr>
-        <w:t>o be the average of every max Sim</w:t>
-      </w:r>
-      <w:r>
-        <w:rPr>
-          <w:rFonts w:ascii="Calibri" w:hAnsi="Calibri" w:cs="Calibri"/>
-          <w:sz w:val="22"/>
-          <w:szCs w:val="22"/>
-          <w:vertAlign w:val="subscript"/>
-          <w:lang w:val="en-US"/>
-        </w:rPr>
-        <w:t>ij</w:t>
-      </w:r>
-      <w:r>
-        <w:rPr>
-          <w:rFonts w:ascii="Calibri" w:hAnsi="Calibri" w:cs="Calibri"/>
-          <w:sz w:val="22"/>
-          <w:szCs w:val="22"/>
-          <w:lang w:val="en-US"/>
-        </w:rPr>
-        <w:t xml:space="preserve">. So a decision tree </w:t>
-      </w:r>
-      <w:r>
-        <w:rPr>
-          <w:rFonts w:ascii="Calibri" w:hAnsi="Calibri" w:cs="Calibri"/>
-          <w:sz w:val="22"/>
-          <w:szCs w:val="22"/>
-          <w:lang w:val="en-US"/>
-        </w:rPr>
-        <w:t>D</w:t>
-      </w:r>
-      <w:r>
-        <w:rPr>
-          <w:rFonts w:ascii="Calibri" w:hAnsi="Calibri" w:cs="Calibri"/>
-          <w:sz w:val="22"/>
-          <w:szCs w:val="22"/>
-          <w:vertAlign w:val="subscript"/>
-          <w:lang w:val="en-US"/>
-        </w:rPr>
-        <w:t>1</w:t>
+          <w:lang w:val="en-US"/>
+        </w:rPr>
+        <w:t>.</w:t>
       </w:r>
       <w:r>
         <w:rPr>
@@ -1753,319 +2535,6 @@
           <w:lang w:val="en-US"/>
         </w:rPr>
         <w:t xml:space="preserve"> </w:t>
-      </w:r>
-      <w:r>
-        <w:rPr>
-          <w:rFonts w:ascii="Calibri" w:hAnsi="Calibri" w:cs="Calibri"/>
-          <w:sz w:val="22"/>
-          <w:szCs w:val="22"/>
-          <w:lang w:val="en-US"/>
-        </w:rPr>
-        <w:t>could achieve a very high similarity</w:t>
-      </w:r>
-      <w:r>
-        <w:rPr>
-          <w:rFonts w:ascii="Calibri" w:hAnsi="Calibri" w:cs="Calibri"/>
-          <w:sz w:val="22"/>
-          <w:szCs w:val="22"/>
-          <w:lang w:val="en-US"/>
-        </w:rPr>
-        <w:t xml:space="preserve"> score with another </w:t>
-      </w:r>
-      <w:r>
-        <w:rPr>
-          <w:rFonts w:ascii="Calibri" w:hAnsi="Calibri" w:cs="Calibri"/>
-          <w:sz w:val="22"/>
-          <w:szCs w:val="22"/>
-          <w:lang w:val="en-US"/>
-        </w:rPr>
-        <w:t>tree D</w:t>
-      </w:r>
-      <w:r>
-        <w:rPr>
-          <w:rFonts w:ascii="Calibri" w:hAnsi="Calibri" w:cs="Calibri"/>
-          <w:sz w:val="22"/>
-          <w:szCs w:val="22"/>
-          <w:vertAlign w:val="subscript"/>
-          <w:lang w:val="en-US"/>
-        </w:rPr>
-        <w:t>2</w:t>
-      </w:r>
-      <w:r>
-        <w:rPr>
-          <w:rFonts w:ascii="Calibri" w:hAnsi="Calibri" w:cs="Calibri"/>
-          <w:sz w:val="22"/>
-          <w:szCs w:val="22"/>
-          <w:lang w:val="en-US"/>
-        </w:rPr>
-        <w:t xml:space="preserve"> if </w:t>
-      </w:r>
-      <w:r>
-        <w:rPr>
-          <w:rFonts w:ascii="Calibri" w:hAnsi="Calibri" w:cs="Calibri"/>
-          <w:sz w:val="22"/>
-          <w:szCs w:val="22"/>
-          <w:lang w:val="en-US"/>
-        </w:rPr>
-        <w:t xml:space="preserve">every single </w:t>
-      </w:r>
-      <w:r>
-        <w:rPr>
-          <w:rFonts w:ascii="Calibri" w:hAnsi="Calibri" w:cs="Calibri"/>
-          <w:sz w:val="22"/>
-          <w:szCs w:val="22"/>
-          <w:lang w:val="en-US"/>
-        </w:rPr>
-        <w:t>rule</w:t>
-      </w:r>
-      <w:r>
-        <w:rPr>
-          <w:rFonts w:ascii="Calibri" w:hAnsi="Calibri" w:cs="Calibri"/>
-          <w:sz w:val="22"/>
-          <w:szCs w:val="22"/>
-          <w:lang w:val="en-US"/>
-        </w:rPr>
-        <w:t xml:space="preserve"> in D</w:t>
-      </w:r>
-      <w:r>
-        <w:rPr>
-          <w:rFonts w:ascii="Calibri" w:hAnsi="Calibri" w:cs="Calibri"/>
-          <w:sz w:val="22"/>
-          <w:szCs w:val="22"/>
-          <w:vertAlign w:val="subscript"/>
-          <w:lang w:val="en-US"/>
-        </w:rPr>
-        <w:t>1</w:t>
-      </w:r>
-      <w:r>
-        <w:rPr>
-          <w:rFonts w:ascii="Calibri" w:hAnsi="Calibri" w:cs="Calibri"/>
-          <w:sz w:val="22"/>
-          <w:szCs w:val="22"/>
-          <w:lang w:val="en-US"/>
-        </w:rPr>
-        <w:t xml:space="preserve"> </w:t>
-      </w:r>
-      <w:r>
-        <w:rPr>
-          <w:rFonts w:ascii="Calibri" w:hAnsi="Calibri" w:cs="Calibri"/>
-          <w:sz w:val="22"/>
-          <w:szCs w:val="22"/>
-          <w:lang w:val="en-US"/>
-        </w:rPr>
-        <w:t xml:space="preserve">has a close </w:t>
-      </w:r>
-      <w:r>
-        <w:rPr>
-          <w:rFonts w:ascii="Calibri" w:hAnsi="Calibri" w:cs="Calibri"/>
-          <w:sz w:val="22"/>
-          <w:szCs w:val="22"/>
-          <w:lang w:val="en-US"/>
-        </w:rPr>
-        <w:t>resemblance</w:t>
-      </w:r>
-      <w:r>
-        <w:rPr>
-          <w:rFonts w:ascii="Calibri" w:hAnsi="Calibri" w:cs="Calibri"/>
-          <w:sz w:val="22"/>
-          <w:szCs w:val="22"/>
-          <w:lang w:val="en-US"/>
-        </w:rPr>
-        <w:t xml:space="preserve"> </w:t>
-      </w:r>
-      <w:r>
-        <w:rPr>
-          <w:rFonts w:ascii="Calibri" w:hAnsi="Calibri" w:cs="Calibri"/>
-          <w:sz w:val="22"/>
-          <w:szCs w:val="22"/>
-          <w:lang w:val="en-US"/>
-        </w:rPr>
-        <w:t xml:space="preserve">in </w:t>
-      </w:r>
-      <w:r>
-        <w:rPr>
-          <w:rFonts w:ascii="Calibri" w:hAnsi="Calibri" w:cs="Calibri"/>
-          <w:sz w:val="22"/>
-          <w:szCs w:val="22"/>
-          <w:lang w:val="en-US"/>
-        </w:rPr>
-        <w:t>D2</w:t>
-      </w:r>
-      <w:r>
-        <w:rPr>
-          <w:rFonts w:ascii="Calibri" w:hAnsi="Calibri" w:cs="Calibri"/>
-          <w:sz w:val="22"/>
-          <w:szCs w:val="22"/>
-          <w:lang w:val="en-US"/>
-        </w:rPr>
-        <w:t>.</w:t>
-      </w:r>
-      <w:r>
-        <w:rPr>
-          <w:rFonts w:ascii="Calibri" w:hAnsi="Calibri" w:cs="Calibri"/>
-          <w:sz w:val="22"/>
-          <w:szCs w:val="22"/>
-          <w:lang w:val="en-US"/>
-        </w:rPr>
-        <w:t xml:space="preserve"> A special case is that, D</w:t>
-      </w:r>
-      <w:r>
-        <w:rPr>
-          <w:rFonts w:ascii="Calibri" w:hAnsi="Calibri" w:cs="Calibri"/>
-          <w:sz w:val="22"/>
-          <w:szCs w:val="22"/>
-          <w:vertAlign w:val="subscript"/>
-          <w:lang w:val="en-US"/>
-        </w:rPr>
-        <w:t>1</w:t>
-      </w:r>
-      <w:r>
-        <w:rPr>
-          <w:rFonts w:ascii="Calibri" w:hAnsi="Calibri" w:cs="Calibri"/>
-          <w:sz w:val="22"/>
-          <w:szCs w:val="22"/>
-          <w:lang w:val="en-US"/>
-        </w:rPr>
-        <w:t xml:space="preserve"> </w:t>
-      </w:r>
-      <w:r>
-        <w:rPr>
-          <w:rFonts w:ascii="Calibri" w:hAnsi="Calibri" w:cs="Calibri"/>
-          <w:sz w:val="22"/>
-          <w:szCs w:val="22"/>
-          <w:lang w:val="en-US"/>
-        </w:rPr>
-        <w:t>would get a high score if</w:t>
-      </w:r>
-      <w:r>
-        <w:rPr>
-          <w:rFonts w:ascii="Calibri" w:hAnsi="Calibri" w:cs="Calibri"/>
-          <w:sz w:val="22"/>
-          <w:szCs w:val="22"/>
-          <w:lang w:val="en-US"/>
-        </w:rPr>
-        <w:t xml:space="preserve"> resembl</w:t>
-      </w:r>
-      <w:r>
-        <w:rPr>
-          <w:rFonts w:ascii="Calibri" w:hAnsi="Calibri" w:cs="Calibri"/>
-          <w:sz w:val="22"/>
-          <w:szCs w:val="22"/>
-          <w:lang w:val="en-US"/>
-        </w:rPr>
-        <w:t>ing</w:t>
-      </w:r>
-      <w:r>
-        <w:rPr>
-          <w:rFonts w:ascii="Calibri" w:hAnsi="Calibri" w:cs="Calibri"/>
-          <w:sz w:val="22"/>
-          <w:szCs w:val="22"/>
-          <w:lang w:val="en-US"/>
-        </w:rPr>
-        <w:t xml:space="preserve"> a subtree in D</w:t>
-      </w:r>
-      <w:r>
-        <w:rPr>
-          <w:rFonts w:ascii="Calibri" w:hAnsi="Calibri" w:cs="Calibri"/>
-          <w:sz w:val="22"/>
-          <w:szCs w:val="22"/>
-          <w:vertAlign w:val="subscript"/>
-          <w:lang w:val="en-US"/>
-        </w:rPr>
-        <w:t>2</w:t>
-      </w:r>
-      <w:r>
-        <w:rPr>
-          <w:rFonts w:ascii="Calibri" w:hAnsi="Calibri" w:cs="Calibri"/>
-          <w:sz w:val="22"/>
-          <w:szCs w:val="22"/>
-          <w:vertAlign w:val="subscript"/>
-          <w:lang w:val="en-US"/>
-        </w:rPr>
-        <w:t xml:space="preserve"> </w:t>
-      </w:r>
-      <w:r>
-        <w:rPr>
-          <w:rFonts w:ascii="Calibri" w:hAnsi="Calibri" w:cs="Calibri"/>
-          <w:sz w:val="22"/>
-          <w:szCs w:val="22"/>
-          <w:lang w:val="en-US"/>
-        </w:rPr>
-        <w:t xml:space="preserve">, </w:t>
-      </w:r>
-      <w:r>
-        <w:rPr>
-          <w:rFonts w:ascii="Calibri" w:hAnsi="Calibri" w:cs="Calibri"/>
-          <w:sz w:val="22"/>
-          <w:szCs w:val="22"/>
-          <w:lang w:val="en-US"/>
-        </w:rPr>
-        <w:t>while</w:t>
-      </w:r>
-      <w:r>
-        <w:rPr>
-          <w:rFonts w:ascii="Calibri" w:hAnsi="Calibri" w:cs="Calibri"/>
-          <w:sz w:val="22"/>
-          <w:szCs w:val="22"/>
-          <w:lang w:val="en-US"/>
-        </w:rPr>
-        <w:t xml:space="preserve"> D</w:t>
-      </w:r>
-      <w:r>
-        <w:rPr>
-          <w:rFonts w:ascii="Calibri" w:hAnsi="Calibri" w:cs="Calibri"/>
-          <w:sz w:val="22"/>
-          <w:szCs w:val="22"/>
-          <w:vertAlign w:val="subscript"/>
-          <w:lang w:val="en-US"/>
-        </w:rPr>
-        <w:t>2</w:t>
-      </w:r>
-      <w:r>
-        <w:rPr>
-          <w:rFonts w:ascii="Calibri" w:hAnsi="Calibri" w:cs="Calibri"/>
-          <w:sz w:val="22"/>
-          <w:szCs w:val="22"/>
-          <w:lang w:val="en-US"/>
-        </w:rPr>
-        <w:t xml:space="preserve"> could contain far more </w:t>
-      </w:r>
-      <w:r>
-        <w:rPr>
-          <w:rFonts w:ascii="Calibri" w:hAnsi="Calibri" w:cs="Calibri"/>
-          <w:sz w:val="22"/>
-          <w:szCs w:val="22"/>
-          <w:lang w:val="en-US"/>
-        </w:rPr>
-        <w:t xml:space="preserve">other </w:t>
-      </w:r>
-      <w:r>
-        <w:rPr>
-          <w:rFonts w:ascii="Calibri" w:hAnsi="Calibri" w:cs="Calibri"/>
-          <w:sz w:val="22"/>
-          <w:szCs w:val="22"/>
-          <w:lang w:val="en-US"/>
-        </w:rPr>
-        <w:t>branches and leaves to differ from D</w:t>
-      </w:r>
-      <w:r>
-        <w:rPr>
-          <w:rFonts w:ascii="Calibri" w:hAnsi="Calibri" w:cs="Calibri"/>
-          <w:sz w:val="22"/>
-          <w:szCs w:val="22"/>
-          <w:vertAlign w:val="subscript"/>
-          <w:lang w:val="en-US"/>
-        </w:rPr>
-        <w:t>1</w:t>
-      </w:r>
-      <w:r>
-        <w:rPr>
-          <w:rFonts w:ascii="Calibri" w:hAnsi="Calibri" w:cs="Calibri"/>
-          <w:sz w:val="22"/>
-          <w:szCs w:val="22"/>
-          <w:lang w:val="en-US"/>
-        </w:rPr>
-        <w:t>.</w:t>
       </w:r>
     </w:p>
     <w:p>
@@ -2086,52 +2555,62 @@
           <w:szCs w:val="22"/>
           <w:lang w:val="en-US"/>
         </w:rPr>
-        <w:t>This could be achieved specially when D</w:t>
-      </w:r>
-      <w:r>
-        <w:rPr>
-          <w:rFonts w:ascii="Calibri" w:hAnsi="Calibri" w:cs="Calibri"/>
-          <w:sz w:val="22"/>
-          <w:szCs w:val="22"/>
-          <w:vertAlign w:val="subscript"/>
-          <w:lang w:val="en-US"/>
-        </w:rPr>
-        <w:t>2</w:t>
-      </w:r>
-      <w:r>
-        <w:rPr>
-          <w:rFonts w:ascii="Calibri" w:hAnsi="Calibri" w:cs="Calibri"/>
-          <w:sz w:val="22"/>
-          <w:szCs w:val="22"/>
-          <w:lang w:val="en-US"/>
-        </w:rPr>
-        <w:t xml:space="preserve"> is built on some more </w:t>
-      </w:r>
-      <w:r>
-        <w:rPr>
-          <w:rFonts w:ascii="Calibri" w:hAnsi="Calibri" w:cs="Calibri"/>
-          <w:sz w:val="22"/>
-          <w:szCs w:val="22"/>
-          <w:lang w:val="en-US"/>
-        </w:rPr>
-        <w:t>training data, whose patterns don’t conflict with the original data set, so a new entire branch could be grown and differentiates it from D</w:t>
-      </w:r>
-      <w:r>
-        <w:rPr>
-          <w:rFonts w:ascii="Calibri" w:hAnsi="Calibri" w:cs="Calibri"/>
-          <w:sz w:val="22"/>
-          <w:szCs w:val="22"/>
-          <w:vertAlign w:val="subscript"/>
-          <w:lang w:val="en-US"/>
-        </w:rPr>
-        <w:t>1</w:t>
-      </w:r>
-      <w:r>
-        <w:rPr>
-          <w:rFonts w:ascii="Calibri" w:hAnsi="Calibri" w:cs="Calibri"/>
-          <w:sz w:val="22"/>
-          <w:szCs w:val="22"/>
-          <w:vertAlign w:val="subscript"/>
+        <w:t xml:space="preserve">In order </w:t>
+      </w:r>
+      <w:proofErr w:type="spellStart"/>
+      <w:r>
+        <w:rPr>
+          <w:rFonts w:ascii="Calibri" w:hAnsi="Calibri" w:cs="Calibri"/>
+          <w:sz w:val="22"/>
+          <w:szCs w:val="22"/>
+          <w:lang w:val="en-US"/>
+        </w:rPr>
+        <w:t xml:space="preserve">to </w:t>
+      </w:r>
+      <w:proofErr w:type="spellEnd"/>
+      <w:r>
+        <w:rPr>
+          <w:rFonts w:ascii="Calibri" w:hAnsi="Calibri" w:cs="Calibri"/>
+          <w:sz w:val="22"/>
+          <w:szCs w:val="22"/>
+          <w:lang w:val="en-US"/>
+        </w:rPr>
+        <w:t xml:space="preserve">get a more precise measurement of tree similarity, </w:t>
+      </w:r>
+      <w:r>
+        <w:rPr>
+          <w:rFonts w:ascii="Calibri" w:hAnsi="Calibri" w:cs="Calibri"/>
+          <w:sz w:val="22"/>
+          <w:szCs w:val="22"/>
+          <w:lang w:val="en-US"/>
+        </w:rPr>
+        <w:t xml:space="preserve">I’m thinking of </w:t>
+      </w:r>
+      <w:r>
+        <w:rPr>
+          <w:rFonts w:ascii="Calibri" w:hAnsi="Calibri" w:cs="Calibri"/>
+          <w:sz w:val="22"/>
+          <w:szCs w:val="22"/>
+          <w:lang w:val="en-US"/>
+        </w:rPr>
+        <w:t xml:space="preserve">measuring </w:t>
+      </w:r>
+      <w:r>
+        <w:rPr>
+          <w:rFonts w:ascii="Calibri" w:hAnsi="Calibri" w:cs="Calibri"/>
+          <w:sz w:val="22"/>
+          <w:szCs w:val="22"/>
+          <w:lang w:val="en-US"/>
+        </w:rPr>
+        <w:t>it</w:t>
+      </w:r>
+      <w:bookmarkStart w:id="0" w:name="_GoBack"/>
+      <w:bookmarkEnd w:id="0"/>
+      <w:r>
+        <w:rPr>
+          <w:rFonts w:ascii="Calibri" w:hAnsi="Calibri" w:cs="Calibri"/>
+          <w:sz w:val="22"/>
+          <w:szCs w:val="22"/>
           <w:lang w:val="en-US"/>
         </w:rPr>
         <w:t xml:space="preserve"> </w:t>
@@ -2143,52 +2622,237 @@
           <w:szCs w:val="22"/>
           <w:lang w:val="en-US"/>
         </w:rPr>
-        <w:t>.</w:t>
-      </w:r>
-      <w:r>
-        <w:rPr>
-          <w:rFonts w:ascii="Calibri" w:hAnsi="Calibri" w:cs="Calibri"/>
-          <w:sz w:val="22"/>
-          <w:szCs w:val="22"/>
-          <w:lang w:val="en-US"/>
-        </w:rPr>
-        <w:t xml:space="preserve"> </w:t>
+        <w:t>in a BFS way</w:t>
+      </w:r>
+      <w:r>
+        <w:rPr>
+          <w:rFonts w:ascii="Calibri" w:hAnsi="Calibri" w:cs="Calibri"/>
+          <w:sz w:val="22"/>
+          <w:szCs w:val="22"/>
+          <w:lang w:val="en-US"/>
+        </w:rPr>
+        <w:t>:</w:t>
       </w:r>
     </w:p>
     <w:p>
       <w:pPr>
+        <w:pStyle w:val="ListParagraph"/>
+        <w:numPr>
+          <w:ilvl w:val="0"/>
+          <w:numId w:val="11"/>
+        </w:numPr>
         <w:spacing w:before="100" w:beforeAutospacing="1" w:after="100" w:afterAutospacing="1"/>
-        <w:ind w:left="360"/>
-        <w:rPr>
-          <w:lang w:val="en-US"/>
-        </w:rPr>
-      </w:pPr>
-      <w:r>
-        <w:rPr>
-          <w:rFonts w:ascii="Calibri" w:hAnsi="Calibri" w:cs="Calibri"/>
-          <w:sz w:val="22"/>
-          <w:szCs w:val="22"/>
-          <w:lang w:val="en-US"/>
-        </w:rPr>
-        <w:t xml:space="preserve">I’m thinking of </w:t>
-      </w:r>
-      <w:r>
-        <w:rPr>
-          <w:rFonts w:ascii="Calibri" w:hAnsi="Calibri" w:cs="Calibri"/>
-          <w:sz w:val="22"/>
-          <w:szCs w:val="22"/>
-          <w:lang w:val="en-US"/>
-        </w:rPr>
-        <w:t xml:space="preserve">measuring the similarity </w:t>
-      </w:r>
-      <w:r>
-        <w:rPr>
-          <w:rFonts w:ascii="Calibri" w:hAnsi="Calibri" w:cs="Calibri"/>
-          <w:sz w:val="22"/>
-          <w:szCs w:val="22"/>
-          <w:lang w:val="en-US"/>
-        </w:rPr>
-        <w:t>in a BFS way</w:t>
+        <w:rPr>
+          <w:rFonts w:ascii="Calibri" w:hAnsi="Calibri" w:cs="Calibri"/>
+          <w:sz w:val="22"/>
+          <w:szCs w:val="22"/>
+          <w:lang w:val="en-US"/>
+        </w:rPr>
+      </w:pPr>
+      <w:r>
+        <w:rPr>
+          <w:rFonts w:ascii="Calibri" w:hAnsi="Calibri" w:cs="Calibri"/>
+          <w:sz w:val="22"/>
+          <w:szCs w:val="22"/>
+          <w:lang w:val="en-US"/>
+        </w:rPr>
+        <w:t>First</w:t>
+      </w:r>
+      <w:r>
+        <w:rPr>
+          <w:rFonts w:ascii="Calibri" w:hAnsi="Calibri" w:cs="Calibri"/>
+          <w:sz w:val="22"/>
+          <w:szCs w:val="22"/>
+          <w:lang w:val="en-US"/>
+        </w:rPr>
+        <w:t xml:space="preserve"> </w:t>
+      </w:r>
+      <w:r>
+        <w:rPr>
+          <w:rFonts w:ascii="Calibri" w:hAnsi="Calibri" w:cs="Calibri"/>
+          <w:sz w:val="22"/>
+          <w:szCs w:val="22"/>
+          <w:lang w:val="en-US"/>
+        </w:rPr>
+        <w:t>assign a</w:t>
+      </w:r>
+      <w:r>
+        <w:rPr>
+          <w:rFonts w:ascii="Calibri" w:hAnsi="Calibri" w:cs="Calibri"/>
+          <w:sz w:val="22"/>
+          <w:szCs w:val="22"/>
+          <w:lang w:val="en-US"/>
+        </w:rPr>
+        <w:t>n</w:t>
+      </w:r>
+      <w:r>
+        <w:rPr>
+          <w:rFonts w:ascii="Calibri" w:hAnsi="Calibri" w:cs="Calibri"/>
+          <w:sz w:val="22"/>
+          <w:szCs w:val="22"/>
+          <w:lang w:val="en-US"/>
+        </w:rPr>
+        <w:t xml:space="preserve"> </w:t>
+      </w:r>
+      <w:r>
+        <w:rPr>
+          <w:rFonts w:ascii="Calibri" w:hAnsi="Calibri" w:cs="Calibri"/>
+          <w:sz w:val="22"/>
+          <w:szCs w:val="22"/>
+          <w:lang w:val="en-US"/>
+        </w:rPr>
+        <w:t xml:space="preserve">overall </w:t>
+      </w:r>
+      <w:r>
+        <w:rPr>
+          <w:rFonts w:ascii="Calibri" w:hAnsi="Calibri" w:cs="Calibri"/>
+          <w:sz w:val="22"/>
+          <w:szCs w:val="22"/>
+          <w:lang w:val="en-US"/>
+        </w:rPr>
+        <w:t xml:space="preserve">weight </w:t>
+      </w:r>
+      <w:r>
+        <w:rPr>
+          <w:rFonts w:ascii="Calibri" w:hAnsi="Calibri" w:cs="Calibri"/>
+          <w:sz w:val="22"/>
+          <w:szCs w:val="22"/>
+          <w:lang w:val="en-US"/>
+        </w:rPr>
+        <w:t>for</w:t>
+      </w:r>
+      <w:r>
+        <w:rPr>
+          <w:rFonts w:ascii="Calibri" w:hAnsi="Calibri" w:cs="Calibri"/>
+          <w:sz w:val="22"/>
+          <w:szCs w:val="22"/>
+          <w:lang w:val="en-US"/>
+        </w:rPr>
+        <w:t xml:space="preserve"> every layer. All weights sum up 1 and the weight of a layer could correlate with its distance to the root</w:t>
+      </w:r>
+      <w:r>
+        <w:rPr>
+          <w:rFonts w:ascii="Calibri" w:hAnsi="Calibri" w:cs="Calibri"/>
+          <w:sz w:val="22"/>
+          <w:szCs w:val="22"/>
+          <w:lang w:val="en-US"/>
+        </w:rPr>
+        <w:t xml:space="preserve">, and the number of weights should equal to the number of layers for the deeper tree. </w:t>
+      </w:r>
+    </w:p>
+    <w:p>
+      <w:pPr>
+        <w:pStyle w:val="ListParagraph"/>
+        <w:numPr>
+          <w:ilvl w:val="0"/>
+          <w:numId w:val="11"/>
+        </w:numPr>
+        <w:spacing w:before="100" w:beforeAutospacing="1" w:after="100" w:afterAutospacing="1"/>
+        <w:rPr>
+          <w:rFonts w:ascii="Calibri" w:hAnsi="Calibri" w:cs="Calibri"/>
+          <w:sz w:val="22"/>
+          <w:szCs w:val="22"/>
+          <w:lang w:val="en-US"/>
+        </w:rPr>
+      </w:pPr>
+      <w:r>
+        <w:rPr>
+          <w:rFonts w:ascii="Calibri" w:hAnsi="Calibri" w:cs="Calibri"/>
+          <w:sz w:val="22"/>
+          <w:szCs w:val="22"/>
+          <w:lang w:val="en-US"/>
+        </w:rPr>
+        <w:t>I</w:t>
+      </w:r>
+      <w:r>
+        <w:rPr>
+          <w:rFonts w:ascii="Calibri" w:hAnsi="Calibri" w:cs="Calibri"/>
+          <w:sz w:val="22"/>
+          <w:szCs w:val="22"/>
+          <w:lang w:val="en-US"/>
+        </w:rPr>
+        <w:t>nside</w:t>
+      </w:r>
+      <w:r>
+        <w:rPr>
+          <w:rFonts w:ascii="Calibri" w:hAnsi="Calibri" w:cs="Calibri"/>
+          <w:sz w:val="22"/>
+          <w:szCs w:val="22"/>
+          <w:lang w:val="en-US"/>
+        </w:rPr>
+        <w:t xml:space="preserve"> each layer, </w:t>
+      </w:r>
+      <w:r>
+        <w:rPr>
+          <w:rFonts w:ascii="Calibri" w:hAnsi="Calibri" w:cs="Calibri"/>
+          <w:sz w:val="22"/>
+          <w:szCs w:val="22"/>
+          <w:lang w:val="en-US"/>
+        </w:rPr>
+        <w:t xml:space="preserve">Calculate the similarity of all the nodes for this layer between 2 trees, and the same method in </w:t>
+      </w:r>
+      <w:proofErr w:type="spellStart"/>
+      <w:r>
+        <w:rPr>
+          <w:rFonts w:ascii="Calibri" w:hAnsi="Calibri" w:cs="Calibri"/>
+          <w:sz w:val="22"/>
+          <w:szCs w:val="22"/>
+          <w:lang w:val="en-US"/>
+        </w:rPr>
+        <w:t>Perner</w:t>
+      </w:r>
+      <w:proofErr w:type="spellEnd"/>
+      <w:r>
+        <w:rPr>
+          <w:rFonts w:ascii="Calibri" w:hAnsi="Calibri" w:cs="Calibri"/>
+          <w:sz w:val="22"/>
+          <w:szCs w:val="22"/>
+          <w:lang w:val="en-US"/>
+        </w:rPr>
+        <w:t>, 2013 could be applied here for both categorical and numerical nodes.</w:t>
+      </w:r>
+      <w:r>
+        <w:rPr>
+          <w:rFonts w:ascii="Calibri" w:hAnsi="Calibri" w:cs="Calibri"/>
+          <w:sz w:val="22"/>
+          <w:szCs w:val="22"/>
+          <w:lang w:val="en-US"/>
+        </w:rPr>
+        <w:t xml:space="preserve"> Get the average of all node similarities, and multiply it with the layer weight as the layer similarity</w:t>
+      </w:r>
+    </w:p>
+    <w:p>
+      <w:pPr>
+        <w:pStyle w:val="ListParagraph"/>
+        <w:numPr>
+          <w:ilvl w:val="0"/>
+          <w:numId w:val="11"/>
+        </w:numPr>
+        <w:spacing w:before="100" w:beforeAutospacing="1" w:after="100" w:afterAutospacing="1"/>
+        <w:rPr>
+          <w:rFonts w:ascii="Calibri" w:hAnsi="Calibri" w:cs="Calibri"/>
+          <w:sz w:val="22"/>
+          <w:szCs w:val="22"/>
+          <w:lang w:val="en-US"/>
+        </w:rPr>
+      </w:pPr>
+      <w:r>
+        <w:rPr>
+          <w:rFonts w:ascii="Calibri" w:hAnsi="Calibri" w:cs="Calibri"/>
+          <w:sz w:val="22"/>
+          <w:szCs w:val="22"/>
+          <w:lang w:val="en-US"/>
+        </w:rPr>
+        <w:t>Sum up all the layer similarity as the total similarity between two trees. In this way, if two trees differ a lot in depth, they tend to have a low similarity. And if a tree is a subtree of another, they will output a low score as well</w:t>
+      </w:r>
+      <w:r>
+        <w:rPr>
+          <w:rFonts w:ascii="Calibri" w:hAnsi="Calibri" w:cs="Calibri"/>
+          <w:sz w:val="22"/>
+          <w:szCs w:val="22"/>
+          <w:lang w:val="en-US"/>
+        </w:rPr>
+        <w:t xml:space="preserve"> if the other tree contains far more other branches and leaves</w:t>
       </w:r>
       <w:r>
         <w:rPr>
@@ -2199,62 +2863,6 @@
         </w:rPr>
         <w:t>.</w:t>
       </w:r>
-      <w:r>
-        <w:rPr>
-          <w:rFonts w:ascii="Calibri" w:hAnsi="Calibri" w:cs="Calibri"/>
-          <w:sz w:val="22"/>
-          <w:szCs w:val="22"/>
-          <w:lang w:val="en-US"/>
-        </w:rPr>
-        <w:t xml:space="preserve"> First, assign a</w:t>
-      </w:r>
-      <w:r>
-        <w:rPr>
-          <w:rFonts w:ascii="Calibri" w:hAnsi="Calibri" w:cs="Calibri"/>
-          <w:sz w:val="22"/>
-          <w:szCs w:val="22"/>
-          <w:lang w:val="en-US"/>
-        </w:rPr>
-        <w:t>n</w:t>
-      </w:r>
-      <w:r>
-        <w:rPr>
-          <w:rFonts w:ascii="Calibri" w:hAnsi="Calibri" w:cs="Calibri"/>
-          <w:sz w:val="22"/>
-          <w:szCs w:val="22"/>
-          <w:lang w:val="en-US"/>
-        </w:rPr>
-        <w:t xml:space="preserve"> </w:t>
-      </w:r>
-      <w:r>
-        <w:rPr>
-          <w:rFonts w:ascii="Calibri" w:hAnsi="Calibri" w:cs="Calibri"/>
-          <w:sz w:val="22"/>
-          <w:szCs w:val="22"/>
-          <w:lang w:val="en-US"/>
-        </w:rPr>
-        <w:t xml:space="preserve">overall </w:t>
-      </w:r>
-      <w:r>
-        <w:rPr>
-          <w:rFonts w:ascii="Calibri" w:hAnsi="Calibri" w:cs="Calibri"/>
-          <w:sz w:val="22"/>
-          <w:szCs w:val="22"/>
-          <w:lang w:val="en-US"/>
-        </w:rPr>
-        <w:t>weight to every layer. All weights sum up 1 and the weight of a layer could correlate with its distance to the root.</w:t>
-      </w:r>
-      <w:r>
-        <w:rPr>
-          <w:rFonts w:ascii="Calibri" w:hAnsi="Calibri" w:cs="Calibri"/>
-          <w:sz w:val="22"/>
-          <w:szCs w:val="22"/>
-          <w:lang w:val="en-US"/>
-        </w:rPr>
-        <w:t xml:space="preserve"> Then for each layer, </w:t>
-      </w:r>
-      <w:bookmarkStart w:id="0" w:name="_GoBack"/>
-      <w:bookmarkEnd w:id="0"/>
     </w:p>
     <w:p>
       <w:pPr>
@@ -2304,6 +2912,95 @@
 <file path=word/numbering.xml><?xml version="1.0" encoding="utf-8"?>
 <w:numbering xmlns:wpc="http://schemas.microsoft.com/office/word/2010/wordprocessingCanvas" xmlns:cx="http://schemas.microsoft.com/office/drawing/2014/chartex" xmlns:cx1="http://schemas.microsoft.com/office/drawing/2015/9/8/chartex" xmlns:cx2="http://schemas.microsoft.com/office/drawing/2015/10/21/chartex" xmlns:cx3="http://schemas.microsoft.com/office/drawing/2016/5/9/chartex" xmlns:cx4="http://schemas.microsoft.com/office/drawing/2016/5/10/chartex" xmlns:cx5="http://schemas.microsoft.com/office/drawing/2016/5/11/chartex" xmlns:cx6="http://schemas.microsoft.com/office/drawing/2016/5/12/chartex" xmlns:cx7="http://schemas.microsoft.com/office/drawing/2016/5/13/chartex" xmlns:cx8="http://schemas.microsoft.com/office/drawing/2016/5/14/chartex" xmlns:mc="http://schemas.openxmlformats.org/markup-compatibility/2006" xmlns:aink="http://schemas.microsoft.com/office/drawing/2016/ink" xmlns:am3d="http://schemas.microsoft.com/office/drawing/2017/model3d" xmlns:o="urn:schemas-microsoft-com:office:office" xmlns:r="http://schemas.openxmlformats.org/officeDocument/2006/relationships" xmlns:m="http://schemas.openxmlformats.org/officeDocument/2006/math" xmlns:v="urn:schemas-microsoft-com:vml" xmlns:wp14="http://schemas.microsoft.com/office/word/2010/wordprocessingDrawing" xmlns:wp="http://schemas.openxmlformats.org/drawingml/2006/wordprocessingDrawing" xmlns:w10="urn:schemas-microsoft-com:office:word" xmlns:w="http://schemas.openxmlformats.org/wordprocessingml/2006/main" xmlns:w14="http://schemas.microsoft.com/office/word/2010/wordml" xmlns:w15="http://schemas.microsoft.com/office/word/2012/wordml" xmlns:w16cid="http://schemas.microsoft.com/office/word/2016/wordml/cid" xmlns:w16se="http://schemas.microsoft.com/office/word/2015/wordml/symex" xmlns:wpg="http://schemas.microsoft.com/office/word/2010/wordprocessingGroup" xmlns:wpi="http://schemas.microsoft.com/office/word/2010/wordprocessingInk" xmlns:wne="http://schemas.microsoft.com/office/word/2006/wordml" xmlns:wps="http://schemas.microsoft.com/office/word/2010/wordprocessingShape" mc:Ignorable="w14 w15 w16se w16cid wp14">
   <w:abstractNum w:abstractNumId="0" w15:restartNumberingAfterBreak="0">
+    <w:nsid w:val="1CDE364B"/>
+    <w:multiLevelType w:val="hybridMultilevel"/>
+    <w:tmpl w:val="90EE6AA2"/>
+    <w:lvl w:ilvl="0" w:tplc="04090011">
+      <w:start w:val="1"/>
+      <w:numFmt w:val="decimal"/>
+      <w:lvlText w:val="%1)"/>
+      <w:lvlJc w:val="left"/>
+      <w:pPr>
+        <w:ind w:left="720" w:hanging="360"/>
+      </w:pPr>
+      <w:rPr>
+        <w:rFonts w:hint="default"/>
+      </w:rPr>
+    </w:lvl>
+    <w:lvl w:ilvl="1" w:tplc="04090019" w:tentative="1">
+      <w:start w:val="1"/>
+      <w:numFmt w:val="lowerLetter"/>
+      <w:lvlText w:val="%2."/>
+      <w:lvlJc w:val="left"/>
+      <w:pPr>
+        <w:ind w:left="1440" w:hanging="360"/>
+      </w:pPr>
+    </w:lvl>
+    <w:lvl w:ilvl="2" w:tplc="0409001B" w:tentative="1">
+      <w:start w:val="1"/>
+      <w:numFmt w:val="lowerRoman"/>
+      <w:lvlText w:val="%3."/>
+      <w:lvlJc w:val="right"/>
+      <w:pPr>
+        <w:ind w:left="2160" w:hanging="180"/>
+      </w:pPr>
+    </w:lvl>
+    <w:lvl w:ilvl="3" w:tplc="0409000F" w:tentative="1">
+      <w:start w:val="1"/>
+      <w:numFmt w:val="decimal"/>
+      <w:lvlText w:val="%4."/>
+      <w:lvlJc w:val="left"/>
+      <w:pPr>
+        <w:ind w:left="2880" w:hanging="360"/>
+      </w:pPr>
+    </w:lvl>
+    <w:lvl w:ilvl="4" w:tplc="04090019" w:tentative="1">
+      <w:start w:val="1"/>
+      <w:numFmt w:val="lowerLetter"/>
+      <w:lvlText w:val="%5."/>
+      <w:lvlJc w:val="left"/>
+      <w:pPr>
+        <w:ind w:left="3600" w:hanging="360"/>
+      </w:pPr>
+    </w:lvl>
+    <w:lvl w:ilvl="5" w:tplc="0409001B" w:tentative="1">
+      <w:start w:val="1"/>
+      <w:numFmt w:val="lowerRoman"/>
+      <w:lvlText w:val="%6."/>
+      <w:lvlJc w:val="right"/>
+      <w:pPr>
+        <w:ind w:left="4320" w:hanging="180"/>
+      </w:pPr>
+    </w:lvl>
+    <w:lvl w:ilvl="6" w:tplc="0409000F" w:tentative="1">
+      <w:start w:val="1"/>
+      <w:numFmt w:val="decimal"/>
+      <w:lvlText w:val="%7."/>
+      <w:lvlJc w:val="left"/>
+      <w:pPr>
+        <w:ind w:left="5040" w:hanging="360"/>
+      </w:pPr>
+    </w:lvl>
+    <w:lvl w:ilvl="7" w:tplc="04090019" w:tentative="1">
+      <w:start w:val="1"/>
+      <w:numFmt w:val="lowerLetter"/>
+      <w:lvlText w:val="%8."/>
+      <w:lvlJc w:val="left"/>
+      <w:pPr>
+        <w:ind w:left="5760" w:hanging="360"/>
+      </w:pPr>
+    </w:lvl>
+    <w:lvl w:ilvl="8" w:tplc="0409001B" w:tentative="1">
+      <w:start w:val="1"/>
+      <w:numFmt w:val="lowerRoman"/>
+      <w:lvlText w:val="%9."/>
+      <w:lvlJc w:val="right"/>
+      <w:pPr>
+        <w:ind w:left="6480" w:hanging="180"/>
+      </w:pPr>
+    </w:lvl>
+  </w:abstractNum>
+  <w:abstractNum w:abstractNumId="1" w15:restartNumberingAfterBreak="0">
     <w:nsid w:val="1F2E66DF"/>
     <w:multiLevelType w:val="multilevel"/>
     <w:tmpl w:val="7F02D09A"/>
@@ -2416,7 +3113,7 @@
       </w:pPr>
     </w:lvl>
   </w:abstractNum>
-  <w:abstractNum w:abstractNumId="1" w15:restartNumberingAfterBreak="0">
+  <w:abstractNum w:abstractNumId="2" w15:restartNumberingAfterBreak="0">
     <w:nsid w:val="32577798"/>
     <w:multiLevelType w:val="multilevel"/>
     <w:tmpl w:val="84C05798"/>
@@ -2529,7 +3226,7 @@
       </w:pPr>
     </w:lvl>
   </w:abstractNum>
-  <w:abstractNum w:abstractNumId="2" w15:restartNumberingAfterBreak="0">
+  <w:abstractNum w:abstractNumId="3" w15:restartNumberingAfterBreak="0">
     <w:nsid w:val="476A7003"/>
     <w:multiLevelType w:val="multilevel"/>
     <w:tmpl w:val="D7D49C6C"/>
@@ -2642,7 +3339,7 @@
       </w:pPr>
     </w:lvl>
   </w:abstractNum>
-  <w:abstractNum w:abstractNumId="3" w15:restartNumberingAfterBreak="0">
+  <w:abstractNum w:abstractNumId="4" w15:restartNumberingAfterBreak="0">
     <w:nsid w:val="4B6A69C7"/>
     <w:multiLevelType w:val="multilevel"/>
     <w:tmpl w:val="8C5E5AC8"/>
@@ -2755,7 +3452,7 @@
       </w:pPr>
     </w:lvl>
   </w:abstractNum>
-  <w:abstractNum w:abstractNumId="4" w15:restartNumberingAfterBreak="0">
+  <w:abstractNum w:abstractNumId="5" w15:restartNumberingAfterBreak="0">
     <w:nsid w:val="540C144C"/>
     <w:multiLevelType w:val="multilevel"/>
     <w:tmpl w:val="966C2552"/>
@@ -2868,7 +3565,7 @@
       </w:pPr>
     </w:lvl>
   </w:abstractNum>
-  <w:abstractNum w:abstractNumId="5" w15:restartNumberingAfterBreak="0">
+  <w:abstractNum w:abstractNumId="6" w15:restartNumberingAfterBreak="0">
     <w:nsid w:val="54550241"/>
     <w:multiLevelType w:val="multilevel"/>
     <w:tmpl w:val="341EAF40"/>
@@ -2981,7 +3678,7 @@
       </w:pPr>
     </w:lvl>
   </w:abstractNum>
-  <w:abstractNum w:abstractNumId="6" w15:restartNumberingAfterBreak="0">
+  <w:abstractNum w:abstractNumId="7" w15:restartNumberingAfterBreak="0">
     <w:nsid w:val="59F264F8"/>
     <w:multiLevelType w:val="multilevel"/>
     <w:tmpl w:val="ACFE1804"/>
@@ -3094,7 +3791,7 @@
       </w:pPr>
     </w:lvl>
   </w:abstractNum>
-  <w:abstractNum w:abstractNumId="7" w15:restartNumberingAfterBreak="0">
+  <w:abstractNum w:abstractNumId="8" w15:restartNumberingAfterBreak="0">
     <w:nsid w:val="6B61340A"/>
     <w:multiLevelType w:val="multilevel"/>
     <w:tmpl w:val="321A5922"/>
@@ -3207,7 +3904,7 @@
       </w:pPr>
     </w:lvl>
   </w:abstractNum>
-  <w:abstractNum w:abstractNumId="8" w15:restartNumberingAfterBreak="0">
+  <w:abstractNum w:abstractNumId="9" w15:restartNumberingAfterBreak="0">
     <w:nsid w:val="6B835FED"/>
     <w:multiLevelType w:val="multilevel"/>
     <w:tmpl w:val="938A9E2A"/>
@@ -3320,7 +4017,7 @@
       </w:pPr>
     </w:lvl>
   </w:abstractNum>
-  <w:abstractNum w:abstractNumId="9" w15:restartNumberingAfterBreak="0">
+  <w:abstractNum w:abstractNumId="10" w15:restartNumberingAfterBreak="0">
     <w:nsid w:val="7F2A4BAD"/>
     <w:multiLevelType w:val="multilevel"/>
     <w:tmpl w:val="CB005140"/>
@@ -3434,34 +4131,37 @@
     </w:lvl>
   </w:abstractNum>
   <w:num w:numId="1">
+    <w:abstractNumId w:val="5"/>
+  </w:num>
+  <w:num w:numId="2">
+    <w:abstractNumId w:val="2"/>
+  </w:num>
+  <w:num w:numId="3">
     <w:abstractNumId w:val="4"/>
   </w:num>
-  <w:num w:numId="2">
+  <w:num w:numId="4">
+    <w:abstractNumId w:val="9"/>
+  </w:num>
+  <w:num w:numId="5">
+    <w:abstractNumId w:val="7"/>
+  </w:num>
+  <w:num w:numId="6">
+    <w:abstractNumId w:val="10"/>
+  </w:num>
+  <w:num w:numId="7">
+    <w:abstractNumId w:val="8"/>
+  </w:num>
+  <w:num w:numId="8">
     <w:abstractNumId w:val="1"/>
   </w:num>
-  <w:num w:numId="3">
+  <w:num w:numId="9">
     <w:abstractNumId w:val="3"/>
   </w:num>
-  <w:num w:numId="4">
-    <w:abstractNumId w:val="8"/>
-  </w:num>
-  <w:num w:numId="5">
+  <w:num w:numId="10">
     <w:abstractNumId w:val="6"/>
   </w:num>
-  <w:num w:numId="6">
-    <w:abstractNumId w:val="9"/>
-  </w:num>
-  <w:num w:numId="7">
-    <w:abstractNumId w:val="7"/>
-  </w:num>
-  <w:num w:numId="8">
+  <w:num w:numId="11">
     <w:abstractNumId w:val="0"/>
-  </w:num>
-  <w:num w:numId="9">
-    <w:abstractNumId w:val="2"/>
-  </w:num>
-  <w:num w:numId="10">
-    <w:abstractNumId w:val="5"/>
   </w:num>
 </w:numbering>
 </file>
@@ -3948,6 +4648,17 @@
       <w:szCs w:val="20"/>
     </w:rPr>
   </w:style>
+  <w:style w:type="paragraph" w:styleId="ListParagraph">
+    <w:name w:val="List Paragraph"/>
+    <w:basedOn w:val="Normal"/>
+    <w:uiPriority w:val="34"/>
+    <w:qFormat/>
+    <w:rsid w:val="00863D30"/>
+    <w:pPr>
+      <w:ind w:left="720"/>
+      <w:contextualSpacing/>
+    </w:pPr>
+  </w:style>
 </w:styles>
 </file>
 
